--- a/dist/exports/kcet-alternating-current_revision_notes.docx
+++ b/dist/exports/kcet-alternating-current_revision_notes.docx
@@ -209,7 +209,7 @@
               <w:rPr>
                 <w:sz w:val="19"/>
               </w:rPr>
-              <w:t>16 PYQs</w:t>
+              <w:t>15 PYQs</w:t>
             </w:r>
           </w:p>
         </w:tc>
@@ -363,7 +363,7 @@
                 <w:color w:val="2D3748"/>
                 <w:sz w:val="19"/>
               </w:rPr>
-              <w:t>Reactance: Inductive &amp; Capacitive</w:t>
+              <w:t>Resonance, Q-Factor &amp; Bandwidth</w:t>
             </w:r>
           </w:p>
         </w:tc>
@@ -383,7 +383,7 @@
               <w:rPr>
                 <w:sz w:val="19"/>
               </w:rPr>
-              <w:t>11 PYQs</w:t>
+              <w:t>8 PYQs</w:t>
             </w:r>
           </w:p>
         </w:tc>
@@ -404,7 +404,7 @@
                 <w:color w:val="718096"/>
                 <w:sz w:val="19"/>
               </w:rPr>
-              <w:t>Impedance Elements</w:t>
+              <w:t>Resonance</w:t>
             </w:r>
           </w:p>
         </w:tc>
@@ -450,7 +450,7 @@
                 <w:color w:val="2D3748"/>
                 <w:sz w:val="19"/>
               </w:rPr>
-              <w:t>Resonance, Q-Factor &amp; Bandwidth</w:t>
+              <w:t>Reactance: Inductive &amp; Capacitive</w:t>
             </w:r>
           </w:p>
         </w:tc>
@@ -470,7 +470,7 @@
               <w:rPr>
                 <w:sz w:val="19"/>
               </w:rPr>
-              <w:t>6 PYQs</w:t>
+              <w:t>5 PYQs</w:t>
             </w:r>
           </w:p>
         </w:tc>
@@ -491,7 +491,7 @@
                 <w:color w:val="718096"/>
                 <w:sz w:val="19"/>
               </w:rPr>
-              <w:t>Resonance</w:t>
+              <w:t>Impedance Elements</w:t>
             </w:r>
           </w:p>
         </w:tc>
@@ -666,93 +666,6 @@
                 <w:sz w:val="19"/>
               </w:rPr>
               <w:t>Devices &amp; Oscillations</w:t>
-            </w:r>
-          </w:p>
-        </w:tc>
-      </w:tr>
-      <w:tr>
-        <w:tc>
-          <w:tcPr>
-            <w:tcW w:type="dxa" w:w="2160"/>
-            <w:shd w:fill="F7FAFC"/>
-            <w:tcMar>
-              <w:top w:w="80" w:type="dxa"/>
-              <w:bottom w:w="80" w:type="dxa"/>
-              <w:left w:w="150" w:type="dxa"/>
-              <w:right w:w="150" w:type="dxa"/>
-            </w:tcMar>
-          </w:tcPr>
-          <w:p>
-            <w:r>
-              <w:rPr>
-                <w:b/>
-                <w:color w:val="718096"/>
-                <w:sz w:val="19"/>
-              </w:rPr>
-              <w:t>Moderate</w:t>
-            </w:r>
-          </w:p>
-        </w:tc>
-        <w:tc>
-          <w:tcPr>
-            <w:tcW w:type="dxa" w:w="4320"/>
-            <w:shd w:fill="F7FAFC"/>
-            <w:tcMar>
-              <w:top w:w="80" w:type="dxa"/>
-              <w:bottom w:w="80" w:type="dxa"/>
-              <w:left w:w="150" w:type="dxa"/>
-              <w:right w:w="150" w:type="dxa"/>
-            </w:tcMar>
-          </w:tcPr>
-          <w:p>
-            <w:r>
-              <w:rPr>
-                <w:b/>
-                <w:color w:val="2D3748"/>
-                <w:sz w:val="19"/>
-              </w:rPr>
-              <w:t>Kcet Alternating Current - Core Application</w:t>
-            </w:r>
-          </w:p>
-        </w:tc>
-        <w:tc>
-          <w:tcPr>
-            <w:tcW w:type="dxa" w:w="1728"/>
-            <w:shd w:fill="F7FAFC"/>
-            <w:tcMar>
-              <w:top w:w="80" w:type="dxa"/>
-              <w:bottom w:w="80" w:type="dxa"/>
-              <w:left w:w="150" w:type="dxa"/>
-              <w:right w:w="150" w:type="dxa"/>
-            </w:tcMar>
-          </w:tcPr>
-          <w:p>
-            <w:r>
-              <w:rPr>
-                <w:sz w:val="19"/>
-              </w:rPr>
-              <w:t>3 PYQs</w:t>
-            </w:r>
-          </w:p>
-        </w:tc>
-        <w:tc>
-          <w:tcPr>
-            <w:tcW w:type="dxa" w:w="1872"/>
-            <w:shd w:fill="F7FAFC"/>
-            <w:tcMar>
-              <w:top w:w="80" w:type="dxa"/>
-              <w:bottom w:w="80" w:type="dxa"/>
-              <w:left w:w="150" w:type="dxa"/>
-              <w:right w:w="150" w:type="dxa"/>
-            </w:tcMar>
-          </w:tcPr>
-          <w:p>
-            <w:r>
-              <w:rPr>
-                <w:color w:val="718096"/>
-                <w:sz w:val="19"/>
-              </w:rPr>
-              <w:t>General Concept</w:t>
             </w:r>
           </w:p>
         </w:tc>
@@ -944,7 +857,7 @@
                 <w:color w:val="1A365D"/>
                 <w:sz w:val="19"/>
               </w:rPr>
-              <w:t>Reactance: Inductive &amp; Capacitive</w:t>
+              <w:t>Resonance, Q-Factor &amp; Bandwidth</w:t>
             </w:r>
           </w:p>
         </w:tc>
@@ -966,7 +879,7 @@
                 <w:color w:val="2D3748"/>
                 <w:sz w:val="19"/>
               </w:rPr>
-              <w:t>X_L = \omega L = 2\pi f L, \quad X_C = \frac{1}{\omega C} = \frac{1}{2\pi f C}</w:t>
+              <w:t>\omega_0 = \frac{1}{\sqrt{LC}}, \quad Z_{\min} = R, \quad I_{\max} = \frac{V}{R}, \quad Q = \frac{\omega_0 L}{R} = \frac{1}{\omega_0 C R} = \frac{1}{R}\sqrt{\frac{L}{C}} = \frac{\omega_0}{\Delta\omega}</w:t>
             </w:r>
           </w:p>
         </w:tc>
@@ -990,7 +903,7 @@
                 <w:color w:val="1A365D"/>
                 <w:sz w:val="19"/>
               </w:rPr>
-              <w:t>Resonance, Q-Factor &amp; Bandwidth</w:t>
+              <w:t>Reactance: Inductive &amp; Capacitive</w:t>
             </w:r>
           </w:p>
         </w:tc>
@@ -1012,7 +925,7 @@
                 <w:color w:val="2D3748"/>
                 <w:sz w:val="19"/>
               </w:rPr>
-              <w:t>\omega_0 = \frac{1}{\sqrt{LC}}, \quad Z_{\min} = R, \quad I_{\max} = \frac{V}{R}, \quad Q = \frac{\omega_0 L}{R} = \frac{1}{\omega_0 C R} = \frac{1}{R}\sqrt{\frac{L}{C}} = \frac{\omega_0}{\Delta\omega}</w:t>
+              <w:t>X_L = \omega L = 2\pi f L, \quad X_C = \frac{1}{\omega C} = \frac{1}{2\pi f C}</w:t>
             </w:r>
           </w:p>
         </w:tc>
@@ -1136,7 +1049,7 @@
           <w:color w:val="2B6CB0"/>
           <w:sz w:val="24"/>
         </w:rPr>
-        <w:t>3.1 Series LCR Circuit &amp; Impedance (Very High Yield — 16 PYQs)</w:t>
+        <w:t>3.1 Series LCR Circuit &amp; Impedance (Very High Yield — 15 PYQs)</w:t>
       </w:r>
     </w:p>
     <w:p>
@@ -1259,33 +1172,6 @@
           <w:b/>
           <w:sz w:val="18"/>
         </w:rPr>
-        <w:t xml:space="preserve">[2026 Shift] Q#3 (MCQ): </w:t>
-      </w:r>
-      <w:r>
-        <w:rPr>
-          <w:sz w:val="18"/>
-        </w:rPr>
-        <w:t xml:space="preserve">"In a circuit containing a pure resistor connected to an AC source,..."  </w:t>
-      </w:r>
-      <w:r>
-        <w:rPr>
-          <w:b/>
-          <w:color w:val="2B6CB0"/>
-          <w:sz w:val="18"/>
-        </w:rPr>
-        <w:t>[Ans: N/A]</w:t>
-      </w:r>
-    </w:p>
-    <w:p>
-      <w:pPr>
-        <w:pStyle w:val="ListBullet"/>
-        <w:spacing w:after="40"/>
-      </w:pPr>
-      <w:r>
-        <w:rPr>
-          <w:b/>
-          <w:sz w:val="18"/>
-        </w:rPr>
         <w:t xml:space="preserve">[2025 Shift] Q#2 (MCQ): </w:t>
       </w:r>
       <w:r>
@@ -1320,6 +1206,33 @@
           <w:sz w:val="18"/>
         </w:rPr>
         <w:t xml:space="preserve">"The figure shows variation of R,X_(L) and X_(C) with frequency f in a series L-C-R circuit. Then, for what frequency point is the ci..."  </w:t>
+      </w:r>
+      <w:r>
+        <w:rPr>
+          <w:b/>
+          <w:color w:val="2B6CB0"/>
+          <w:sz w:val="18"/>
+        </w:rPr>
+        <w:t>[Ans: N/A]</w:t>
+      </w:r>
+    </w:p>
+    <w:p>
+      <w:pPr>
+        <w:pStyle w:val="ListBullet"/>
+        <w:spacing w:after="40"/>
+      </w:pPr>
+      <w:r>
+        <w:rPr>
+          <w:b/>
+          <w:sz w:val="18"/>
+        </w:rPr>
+        <w:t xml:space="preserve">[2024 Shift] Q#3 (MCQ): </w:t>
+      </w:r>
+      <w:r>
+        <w:rPr>
+          <w:sz w:val="18"/>
+        </w:rPr>
+        <w:t xml:space="preserve">"Which of the following combinations should be selected for better tuning of an L-C-R circuit used for communication?..."  </w:t>
       </w:r>
       <w:r>
         <w:rPr>
@@ -1552,215 +1465,7 @@
           <w:color w:val="2B6CB0"/>
           <w:sz w:val="24"/>
         </w:rPr>
-        <w:t>3.3 Reactance: Inductive &amp; Capacitive (High Yield — 11 PYQs)</w:t>
-      </w:r>
-    </w:p>
-    <w:p>
-      <w:r>
-        <w:rPr>
-          <w:b/>
-          <w:sz w:val="20"/>
-        </w:rPr>
-        <w:t xml:space="preserve">Core Principle: </w:t>
-      </w:r>
-      <w:r>
-        <w:rPr>
-          <w:sz w:val="20"/>
-        </w:rPr>
-        <w:t>Pure Inductor: Voltage leads current by 90° ((π / 2)), inductive reactance X_L = ω L = 2π f L. Pure Capacitor: Current leads voltage by 90°, capacitive reactance X_C = (1 / ω C) = (1 / 2π f C).</w:t>
-      </w:r>
-    </w:p>
-    <w:tbl>
-      <w:tblPr>
-        <w:tblW w:type="auto" w:w="0"/>
-        <w:jc w:val="center"/>
-        <w:tblLook w:firstColumn="1" w:firstRow="1" w:lastColumn="0" w:lastRow="0" w:noHBand="0" w:noVBand="1" w:val="04A0"/>
-      </w:tblPr>
-      <w:tblGrid>
-        <w:gridCol w:w="10080"/>
-      </w:tblGrid>
-      <w:tr>
-        <w:tc>
-          <w:tcPr>
-            <w:tcW w:type="dxa" w:w="10080"/>
-            <w:shd w:fill="FFF5F5"/>
-            <w:tcMar>
-              <w:top w:w="100" w:type="dxa"/>
-              <w:bottom w:w="100" w:type="dxa"/>
-              <w:left w:w="150" w:type="dxa"/>
-              <w:right w:w="150" w:type="dxa"/>
-            </w:tcMar>
-          </w:tcPr>
-          <w:p>
-            <w:r>
-              <w:rPr>
-                <w:b/>
-                <w:color w:val="C53030"/>
-                <w:sz w:val="19"/>
-              </w:rPr>
-              <w:t xml:space="preserve">⚠️ Common Trap / JEE Pitfall: </w:t>
-            </w:r>
-            <w:r>
-              <w:rPr>
-                <w:color w:val="2D3748"/>
-                <w:sz w:val="19"/>
-              </w:rPr>
-              <w:t>In direct current (DC, f = 0), an inductor offers zero reactance (X_L = 0, short circuit) while a capacitor offers infinite reactance (X_C \to ∞, blocking DC completely).</w:t>
-            </w:r>
-          </w:p>
-        </w:tc>
-      </w:tr>
-    </w:tbl>
-    <w:tbl>
-      <w:tblPr>
-        <w:tblW w:type="auto" w:w="0"/>
-        <w:jc w:val="center"/>
-        <w:tblLook w:firstColumn="1" w:firstRow="1" w:lastColumn="0" w:lastRow="0" w:noHBand="0" w:noVBand="1" w:val="04A0"/>
-      </w:tblPr>
-      <w:tblGrid>
-        <w:gridCol w:w="10080"/>
-      </w:tblGrid>
-      <w:tr>
-        <w:tc>
-          <w:tcPr>
-            <w:tcW w:type="dxa" w:w="10080"/>
-            <w:shd w:fill="F0FFF4"/>
-            <w:tcMar>
-              <w:top w:w="100" w:type="dxa"/>
-              <w:bottom w:w="100" w:type="dxa"/>
-              <w:left w:w="150" w:type="dxa"/>
-              <w:right w:w="150" w:type="dxa"/>
-            </w:tcMar>
-          </w:tcPr>
-          <w:p>
-            <w:r>
-              <w:rPr>
-                <w:b/>
-                <w:color w:val="276749"/>
-                <w:sz w:val="19"/>
-              </w:rPr>
-              <w:t xml:space="preserve">💡 Speed Hack / Trick: </w:t>
-            </w:r>
-            <w:r>
-              <w:rPr>
-                <w:color w:val="2D3748"/>
-                <w:sz w:val="19"/>
-              </w:rPr>
-              <w:t>Mnemonic 'CIVIL': In a Capacitor (C), Current (I) leads Voltage (V); in an Inductor (L), Voltage (V) leads Current (I).</w:t>
-            </w:r>
-          </w:p>
-        </w:tc>
-      </w:tr>
-    </w:tbl>
-    <w:p>
-      <w:pPr>
-        <w:spacing w:before="120" w:after="40"/>
-      </w:pPr>
-      <w:r>
-        <w:rPr>
-          <w:b/>
-          <w:color w:val="1A365D"/>
-          <w:sz w:val="19"/>
-        </w:rPr>
-        <w:t>Source PYQs testing this concept:</w:t>
-      </w:r>
-    </w:p>
-    <w:p>
-      <w:pPr>
-        <w:pStyle w:val="ListBullet"/>
-        <w:spacing w:after="40"/>
-      </w:pPr>
-      <w:r>
-        <w:rPr>
-          <w:b/>
-          <w:sz w:val="18"/>
-        </w:rPr>
-        <w:t xml:space="preserve">[2025 Shift] Q#2 (MCQ): </w:t>
-      </w:r>
-      <w:r>
-        <w:rPr>
-          <w:sz w:val="18"/>
-        </w:rPr>
-        <w:t xml:space="preserve">"A series LCR circuit containing an AC source of 100 V has an inductor and a capacitor of reactances 24Ω and 16Ω respectively. ..."  </w:t>
-      </w:r>
-      <w:r>
-        <w:rPr>
-          <w:b/>
-          <w:color w:val="2B6CB0"/>
-          <w:sz w:val="18"/>
-        </w:rPr>
-        <w:t>[Ans: N/A]</w:t>
-      </w:r>
-    </w:p>
-    <w:p>
-      <w:pPr>
-        <w:pStyle w:val="ListBullet"/>
-        <w:spacing w:after="40"/>
-      </w:pPr>
-      <w:r>
-        <w:rPr>
-          <w:b/>
-          <w:sz w:val="18"/>
-        </w:rPr>
-        <w:t xml:space="preserve">[2022 Shift] Q#1 (MCQ): </w:t>
-      </w:r>
-      <w:r>
-        <w:rPr>
-          <w:sz w:val="18"/>
-        </w:rPr>
-        <w:t xml:space="preserve">"In a series LCR circuit, R=300Ω,L=0.9H,C=2.0μ F and ω=1000rad/s , then impedance of the circuit is..."  </w:t>
-      </w:r>
-      <w:r>
-        <w:rPr>
-          <w:b/>
-          <w:color w:val="2B6CB0"/>
-          <w:sz w:val="18"/>
-        </w:rPr>
-        <w:t>[Ans: N/A]</w:t>
-      </w:r>
-    </w:p>
-    <w:p>
-      <w:pPr>
-        <w:pStyle w:val="ListBullet"/>
-        <w:spacing w:after="40"/>
-      </w:pPr>
-      <w:r>
-        <w:rPr>
-          <w:b/>
-          <w:sz w:val="18"/>
-        </w:rPr>
-        <w:t xml:space="preserve">[2022 Shift] Q#2 (MCQ): </w:t>
-      </w:r>
-      <w:r>
-        <w:rPr>
-          <w:sz w:val="18"/>
-        </w:rPr>
-        <w:t xml:space="preserve">"A series resonant AC circuit contains a capacitance 10^-6F and an inductor of 10^-4H . The frequency of electrical oscillations wi..."  </w:t>
-      </w:r>
-      <w:r>
-        <w:rPr>
-          <w:b/>
-          <w:color w:val="2B6CB0"/>
-          <w:sz w:val="18"/>
-        </w:rPr>
-        <w:t>[Ans: N/A]</w:t>
-      </w:r>
-    </w:p>
-    <w:p>
-      <w:pPr>
-        <w:spacing w:after="120"/>
-      </w:pPr>
-    </w:p>
-    <w:p>
-      <w:pPr>
-        <w:pStyle w:val="Heading2"/>
-      </w:pPr>
-      <w:r>
-        <w:rPr>
-          <w:color w:val="2B6CB0"/>
-          <w:sz w:val="24"/>
-        </w:rPr>
-        <w:t>3.4 Resonance, Q-Factor &amp; Bandwidth (Moderate Yield — 6 PYQs)</w:t>
+        <w:t>3.3 Resonance, Q-Factor &amp; Bandwidth (High Yield — 8 PYQs)</w:t>
       </w:r>
     </w:p>
     <w:p>
@@ -1968,6 +1673,214 @@
           <w:color w:val="2B6CB0"/>
           <w:sz w:val="24"/>
         </w:rPr>
+        <w:t>3.4 Reactance: Inductive &amp; Capacitive (Moderate Yield — 5 PYQs)</w:t>
+      </w:r>
+    </w:p>
+    <w:p>
+      <w:r>
+        <w:rPr>
+          <w:b/>
+          <w:sz w:val="20"/>
+        </w:rPr>
+        <w:t xml:space="preserve">Core Principle: </w:t>
+      </w:r>
+      <w:r>
+        <w:rPr>
+          <w:sz w:val="20"/>
+        </w:rPr>
+        <w:t>Pure Inductor: Voltage leads current by 90° ((π / 2)), inductive reactance X_L = ω L = 2π f L. Pure Capacitor: Current leads voltage by 90°, capacitive reactance X_C = (1 / ω C) = (1 / 2π f C).</w:t>
+      </w:r>
+    </w:p>
+    <w:tbl>
+      <w:tblPr>
+        <w:tblW w:type="auto" w:w="0"/>
+        <w:jc w:val="center"/>
+        <w:tblLook w:firstColumn="1" w:firstRow="1" w:lastColumn="0" w:lastRow="0" w:noHBand="0" w:noVBand="1" w:val="04A0"/>
+      </w:tblPr>
+      <w:tblGrid>
+        <w:gridCol w:w="10080"/>
+      </w:tblGrid>
+      <w:tr>
+        <w:tc>
+          <w:tcPr>
+            <w:tcW w:type="dxa" w:w="10080"/>
+            <w:shd w:fill="FFF5F5"/>
+            <w:tcMar>
+              <w:top w:w="100" w:type="dxa"/>
+              <w:bottom w:w="100" w:type="dxa"/>
+              <w:left w:w="150" w:type="dxa"/>
+              <w:right w:w="150" w:type="dxa"/>
+            </w:tcMar>
+          </w:tcPr>
+          <w:p>
+            <w:r>
+              <w:rPr>
+                <w:b/>
+                <w:color w:val="C53030"/>
+                <w:sz w:val="19"/>
+              </w:rPr>
+              <w:t xml:space="preserve">⚠️ Common Trap / JEE Pitfall: </w:t>
+            </w:r>
+            <w:r>
+              <w:rPr>
+                <w:color w:val="2D3748"/>
+                <w:sz w:val="19"/>
+              </w:rPr>
+              <w:t>In direct current (DC, f = 0), an inductor offers zero reactance (X_L = 0, short circuit) while a capacitor offers infinite reactance (X_C \to ∞, blocking DC completely).</w:t>
+            </w:r>
+          </w:p>
+        </w:tc>
+      </w:tr>
+    </w:tbl>
+    <w:tbl>
+      <w:tblPr>
+        <w:tblW w:type="auto" w:w="0"/>
+        <w:jc w:val="center"/>
+        <w:tblLook w:firstColumn="1" w:firstRow="1" w:lastColumn="0" w:lastRow="0" w:noHBand="0" w:noVBand="1" w:val="04A0"/>
+      </w:tblPr>
+      <w:tblGrid>
+        <w:gridCol w:w="10080"/>
+      </w:tblGrid>
+      <w:tr>
+        <w:tc>
+          <w:tcPr>
+            <w:tcW w:type="dxa" w:w="10080"/>
+            <w:shd w:fill="F0FFF4"/>
+            <w:tcMar>
+              <w:top w:w="100" w:type="dxa"/>
+              <w:bottom w:w="100" w:type="dxa"/>
+              <w:left w:w="150" w:type="dxa"/>
+              <w:right w:w="150" w:type="dxa"/>
+            </w:tcMar>
+          </w:tcPr>
+          <w:p>
+            <w:r>
+              <w:rPr>
+                <w:b/>
+                <w:color w:val="276749"/>
+                <w:sz w:val="19"/>
+              </w:rPr>
+              <w:t xml:space="preserve">💡 Speed Hack / Trick: </w:t>
+            </w:r>
+            <w:r>
+              <w:rPr>
+                <w:color w:val="2D3748"/>
+                <w:sz w:val="19"/>
+              </w:rPr>
+              <w:t>Mnemonic 'CIVIL': In a Capacitor (C), Current (I) leads Voltage (V); in an Inductor (L), Voltage (V) leads Current (I).</w:t>
+            </w:r>
+          </w:p>
+        </w:tc>
+      </w:tr>
+    </w:tbl>
+    <w:p>
+      <w:pPr>
+        <w:spacing w:before="120" w:after="40"/>
+      </w:pPr>
+      <w:r>
+        <w:rPr>
+          <w:b/>
+          <w:color w:val="1A365D"/>
+          <w:sz w:val="19"/>
+        </w:rPr>
+        <w:t>Source PYQs testing this concept:</w:t>
+      </w:r>
+    </w:p>
+    <w:p>
+      <w:pPr>
+        <w:pStyle w:val="ListBullet"/>
+        <w:spacing w:after="40"/>
+      </w:pPr>
+      <w:r>
+        <w:rPr>
+          <w:b/>
+          <w:sz w:val="18"/>
+        </w:rPr>
+        <w:t xml:space="preserve">[2025 Shift] Q#2 (MCQ): </w:t>
+      </w:r>
+      <w:r>
+        <w:rPr>
+          <w:sz w:val="18"/>
+        </w:rPr>
+        <w:t xml:space="preserve">"A series LCR circuit containing an AC source of 100 V has an inductor and a capacitor of reactances 24Ω and 16Ω respectively. ..."  </w:t>
+      </w:r>
+      <w:r>
+        <w:rPr>
+          <w:b/>
+          <w:color w:val="2B6CB0"/>
+          <w:sz w:val="18"/>
+        </w:rPr>
+        <w:t>[Ans: N/A]</w:t>
+      </w:r>
+    </w:p>
+    <w:p>
+      <w:pPr>
+        <w:pStyle w:val="ListBullet"/>
+        <w:spacing w:after="40"/>
+      </w:pPr>
+      <w:r>
+        <w:rPr>
+          <w:b/>
+          <w:sz w:val="18"/>
+        </w:rPr>
+        <w:t xml:space="preserve">[2022 Shift] Q#1 (MCQ): </w:t>
+      </w:r>
+      <w:r>
+        <w:rPr>
+          <w:sz w:val="18"/>
+        </w:rPr>
+        <w:t xml:space="preserve">"In a series LCR circuit, R=300Ω,L=0.9H,C=2.0μ F and ω=1000rad/s , then impedance of the circuit is..."  </w:t>
+      </w:r>
+      <w:r>
+        <w:rPr>
+          <w:b/>
+          <w:color w:val="2B6CB0"/>
+          <w:sz w:val="18"/>
+        </w:rPr>
+        <w:t>[Ans: N/A]</w:t>
+      </w:r>
+    </w:p>
+    <w:p>
+      <w:pPr>
+        <w:pStyle w:val="ListBullet"/>
+        <w:spacing w:after="40"/>
+      </w:pPr>
+      <w:r>
+        <w:rPr>
+          <w:b/>
+          <w:sz w:val="18"/>
+        </w:rPr>
+        <w:t xml:space="preserve">[2020 Shift] Q#1 (MCQ): </w:t>
+      </w:r>
+      <w:r>
+        <w:rPr>
+          <w:sz w:val="18"/>
+        </w:rPr>
+        <w:t xml:space="preserve">"The power factor of R-L circuit is \frac1√(3) . If the inductive reactance is 2Ω . The value of resistance is..."  </w:t>
+      </w:r>
+      <w:r>
+        <w:rPr>
+          <w:b/>
+          <w:color w:val="2B6CB0"/>
+          <w:sz w:val="18"/>
+        </w:rPr>
+        <w:t>[Ans: N/A]</w:t>
+      </w:r>
+    </w:p>
+    <w:p>
+      <w:pPr>
+        <w:spacing w:after="120"/>
+      </w:pPr>
+    </w:p>
+    <w:p>
+      <w:pPr>
+        <w:pStyle w:val="Heading2"/>
+      </w:pPr>
+      <w:r>
+        <w:rPr>
+          <w:color w:val="2B6CB0"/>
+          <w:sz w:val="24"/>
+        </w:rPr>
         <w:t>3.5 Power in AC Circuits &amp; Power Factor (Moderate Yield — 4 PYQs)</w:t>
       </w:r>
     </w:p>
@@ -2091,6 +2004,33 @@
           <w:b/>
           <w:sz w:val="18"/>
         </w:rPr>
+        <w:t xml:space="preserve">[2025 Shift] Q#4 (MCQ): </w:t>
+      </w:r>
+      <w:r>
+        <w:rPr>
+          <w:sz w:val="18"/>
+        </w:rPr>
+        <w:t xml:space="preserve">"In domestic electric mains supply, the voltage and the current are..."  </w:t>
+      </w:r>
+      <w:r>
+        <w:rPr>
+          <w:b/>
+          <w:color w:val="2B6CB0"/>
+          <w:sz w:val="18"/>
+        </w:rPr>
+        <w:t>[Ans: N/A]</w:t>
+      </w:r>
+    </w:p>
+    <w:p>
+      <w:pPr>
+        <w:pStyle w:val="ListBullet"/>
+        <w:spacing w:after="40"/>
+      </w:pPr>
+      <w:r>
+        <w:rPr>
+          <w:b/>
+          <w:sz w:val="18"/>
+        </w:rPr>
         <w:t xml:space="preserve">[2020 Shift] Q#1 (MCQ): </w:t>
       </w:r>
       <w:r>
@@ -2125,33 +2065,6 @@
           <w:sz w:val="18"/>
         </w:rPr>
         <w:t xml:space="preserve">"An inductor of inductance L and resistor R are joined together in series and connected by a source of frequency ω . The power dis..."  </w:t>
-      </w:r>
-      <w:r>
-        <w:rPr>
-          <w:b/>
-          <w:color w:val="2B6CB0"/>
-          <w:sz w:val="18"/>
-        </w:rPr>
-        <w:t>[Ans: N/A]</w:t>
-      </w:r>
-    </w:p>
-    <w:p>
-      <w:pPr>
-        <w:pStyle w:val="ListBullet"/>
-        <w:spacing w:after="40"/>
-      </w:pPr>
-      <w:r>
-        <w:rPr>
-          <w:b/>
-          <w:sz w:val="18"/>
-        </w:rPr>
-        <w:t xml:space="preserve">[2018 Shift] Q#3 (MCQ): </w:t>
-      </w:r>
-      <w:r>
-        <w:rPr>
-          <w:sz w:val="18"/>
-        </w:rPr>
-        <w:t xml:space="preserve">"A 100 W bulb is connected to an AC source of 220V,50Hz . Then, the current flowing through the bulb is..."  </w:t>
       </w:r>
       <w:r>
         <w:rPr>
@@ -2360,214 +2273,6 @@
           <w:sz w:val="18"/>
         </w:rPr>
         <w:t xml:space="preserve">"The output of a step down transformers is measured to be 48 V when connected to a 12 W bulb. The value of peak current is..."  </w:t>
-      </w:r>
-      <w:r>
-        <w:rPr>
-          <w:b/>
-          <w:color w:val="2B6CB0"/>
-          <w:sz w:val="18"/>
-        </w:rPr>
-        <w:t>[Ans: N/A]</w:t>
-      </w:r>
-    </w:p>
-    <w:p>
-      <w:pPr>
-        <w:spacing w:after="120"/>
-      </w:pPr>
-    </w:p>
-    <w:p>
-      <w:pPr>
-        <w:pStyle w:val="Heading2"/>
-      </w:pPr>
-      <w:r>
-        <w:rPr>
-          <w:color w:val="2B6CB0"/>
-          <w:sz w:val="24"/>
-        </w:rPr>
-        <w:t>3.7 Kcet Alternating Current - Core Application (Moderate Yield — 3 PYQs)</w:t>
-      </w:r>
-    </w:p>
-    <w:p>
-      <w:r>
-        <w:rPr>
-          <w:b/>
-          <w:sz w:val="20"/>
-        </w:rPr>
-        <w:t xml:space="preserve">Core Principle: </w:t>
-      </w:r>
-      <w:r>
-        <w:rPr>
-          <w:sz w:val="20"/>
-        </w:rPr>
-        <w:t>Key problem pattern in Kcet Alternating Current.</w:t>
-      </w:r>
-    </w:p>
-    <w:tbl>
-      <w:tblPr>
-        <w:tblW w:type="auto" w:w="0"/>
-        <w:jc w:val="center"/>
-        <w:tblLook w:firstColumn="1" w:firstRow="1" w:lastColumn="0" w:lastRow="0" w:noHBand="0" w:noVBand="1" w:val="04A0"/>
-      </w:tblPr>
-      <w:tblGrid>
-        <w:gridCol w:w="10080"/>
-      </w:tblGrid>
-      <w:tr>
-        <w:tc>
-          <w:tcPr>
-            <w:tcW w:type="dxa" w:w="10080"/>
-            <w:shd w:fill="FFF5F5"/>
-            <w:tcMar>
-              <w:top w:w="100" w:type="dxa"/>
-              <w:bottom w:w="100" w:type="dxa"/>
-              <w:left w:w="150" w:type="dxa"/>
-              <w:right w:w="150" w:type="dxa"/>
-            </w:tcMar>
-          </w:tcPr>
-          <w:p>
-            <w:r>
-              <w:rPr>
-                <w:b/>
-                <w:color w:val="C53030"/>
-                <w:sz w:val="19"/>
-              </w:rPr>
-              <w:t xml:space="preserve">⚠️ Common Trap / JEE Pitfall: </w:t>
-            </w:r>
-            <w:r>
-              <w:rPr>
-                <w:color w:val="2D3748"/>
-                <w:sz w:val="19"/>
-              </w:rPr>
-              <w:t>Watch for algebraic and sign errors.</w:t>
-            </w:r>
-          </w:p>
-        </w:tc>
-      </w:tr>
-    </w:tbl>
-    <w:tbl>
-      <w:tblPr>
-        <w:tblW w:type="auto" w:w="0"/>
-        <w:jc w:val="center"/>
-        <w:tblLook w:firstColumn="1" w:firstRow="1" w:lastColumn="0" w:lastRow="0" w:noHBand="0" w:noVBand="1" w:val="04A0"/>
-      </w:tblPr>
-      <w:tblGrid>
-        <w:gridCol w:w="10080"/>
-      </w:tblGrid>
-      <w:tr>
-        <w:tc>
-          <w:tcPr>
-            <w:tcW w:type="dxa" w:w="10080"/>
-            <w:shd w:fill="F0FFF4"/>
-            <w:tcMar>
-              <w:top w:w="100" w:type="dxa"/>
-              <w:bottom w:w="100" w:type="dxa"/>
-              <w:left w:w="150" w:type="dxa"/>
-              <w:right w:w="150" w:type="dxa"/>
-            </w:tcMar>
-          </w:tcPr>
-          <w:p>
-            <w:r>
-              <w:rPr>
-                <w:b/>
-                <w:color w:val="276749"/>
-                <w:sz w:val="19"/>
-              </w:rPr>
-              <w:t xml:space="preserve">💡 Speed Hack / Trick: </w:t>
-            </w:r>
-            <w:r>
-              <w:rPr>
-                <w:color w:val="2D3748"/>
-                <w:sz w:val="19"/>
-              </w:rPr>
-              <w:t>Verify dimensions and boundary conditions.</w:t>
-            </w:r>
-          </w:p>
-        </w:tc>
-      </w:tr>
-    </w:tbl>
-    <w:p>
-      <w:pPr>
-        <w:spacing w:before="120" w:after="40"/>
-      </w:pPr>
-      <w:r>
-        <w:rPr>
-          <w:b/>
-          <w:color w:val="1A365D"/>
-          <w:sz w:val="19"/>
-        </w:rPr>
-        <w:t>Source PYQs testing this concept:</w:t>
-      </w:r>
-    </w:p>
-    <w:p>
-      <w:pPr>
-        <w:pStyle w:val="ListBullet"/>
-        <w:spacing w:after="40"/>
-      </w:pPr>
-      <w:r>
-        <w:rPr>
-          <w:b/>
-          <w:sz w:val="18"/>
-        </w:rPr>
-        <w:t xml:space="preserve">[2025 Shift] Q#4 (MCQ): </w:t>
-      </w:r>
-      <w:r>
-        <w:rPr>
-          <w:sz w:val="18"/>
-        </w:rPr>
-        <w:t xml:space="preserve">"In domestic electric mains supply, the voltage and the current are..."  </w:t>
-      </w:r>
-      <w:r>
-        <w:rPr>
-          <w:b/>
-          <w:color w:val="2B6CB0"/>
-          <w:sz w:val="18"/>
-        </w:rPr>
-        <w:t>[Ans: N/A]</w:t>
-      </w:r>
-    </w:p>
-    <w:p>
-      <w:pPr>
-        <w:pStyle w:val="ListBullet"/>
-        <w:spacing w:after="40"/>
-      </w:pPr>
-      <w:r>
-        <w:rPr>
-          <w:b/>
-          <w:sz w:val="18"/>
-        </w:rPr>
-        <w:t xml:space="preserve">[2021 Shift] Q#2 (MCQ): </w:t>
-      </w:r>
-      <w:r>
-        <w:rPr>
-          <w:sz w:val="18"/>
-        </w:rPr>
-        <w:t xml:space="preserve">"LC-oscillations are similar and analogous to the mechanical oscillations of a block attached to a spring. The electrical equivalent of the f..."  </w:t>
-      </w:r>
-      <w:r>
-        <w:rPr>
-          <w:b/>
-          <w:color w:val="2B6CB0"/>
-          <w:sz w:val="18"/>
-        </w:rPr>
-        <w:t>[Ans: N/A]</w:t>
-      </w:r>
-    </w:p>
-    <w:p>
-      <w:pPr>
-        <w:pStyle w:val="ListBullet"/>
-        <w:spacing w:after="40"/>
-      </w:pPr>
-      <w:r>
-        <w:rPr>
-          <w:b/>
-          <w:sz w:val="18"/>
-        </w:rPr>
-        <w:t xml:space="preserve">[2017 Shift] Q#3 (MCQ): </w:t>
-      </w:r>
-      <w:r>
-        <w:rPr>
-          <w:sz w:val="18"/>
-        </w:rPr>
-        <w:t xml:space="preserve">"In the A.C. circuit shown, keeping ' K ' pressed, if an iron rod inserted into the coil, the bulb in the circuit,..."  </w:t>
       </w:r>
       <w:r>
         <w:rPr>
@@ -3089,7 +2794,7 @@
           <w:color w:val="1A365D"/>
           <w:sz w:val="22"/>
         </w:rPr>
-        <w:t>Benchmark Problem 5: KCET 2021 (Q#2)</w:t>
+        <w:t>Benchmark Problem 5: KCET 2021 (Q#3)</w:t>
       </w:r>
     </w:p>
     <w:p>
@@ -3100,7 +2805,7 @@
         <w:rPr>
           <w:sz w:val="20"/>
         </w:rPr>
-        <w:t>LC-oscillations are similar and analogous to the mechanical oscillations of a block attached to a spring. The electrical equivalent of the force constant of the spring is</w:t>
+        <w:t>In an oscillating LC -circuit, L=3mH and C=2.7μ F . At t=0 , the charge on the capacitor is zero and the current is 2A . The maximum charge that will appear on the capacitor will be</w:t>
       </w:r>
     </w:p>
     <w:p>
@@ -3112,7 +2817,7 @@
         <w:rPr>
           <w:sz w:val="19"/>
         </w:rPr>
-        <w:t>(A) reciprocal of capacitive reactance</w:t>
+        <w:t>(A) 1.8 × 10^-5C</w:t>
       </w:r>
     </w:p>
     <w:p>
@@ -3124,7 +2829,7 @@
         <w:rPr>
           <w:sz w:val="19"/>
         </w:rPr>
-        <w:t>(B) capacitive reactance</w:t>
+        <w:t>(B) 18 × 10^-5C</w:t>
       </w:r>
     </w:p>
     <w:p>
@@ -3136,7 +2841,7 @@
         <w:rPr>
           <w:sz w:val="19"/>
         </w:rPr>
-        <w:t>(C) reciprocal of capacitance</w:t>
+        <w:t>(C) 9 × 10^-5C</w:t>
       </w:r>
     </w:p>
     <w:p>
@@ -3148,7 +2853,7 @@
         <w:rPr>
           <w:sz w:val="19"/>
         </w:rPr>
-        <w:t>(D) capacitance</w:t>
+        <w:t>(D) 90 × 10^-5C</w:t>
       </w:r>
     </w:p>
     <w:tbl>
@@ -3189,7 +2894,7 @@
               </w:rPr>
               <w:t>Solution Analysis:</w:t>
               <w:br/>
-              <w:t>For LC-oscillations, L(di / dt)+(q / C)=0 Differentiating further it w.r.t t , we get L\fracd^2idt^2+(I / C)=0.... (i) Similarly, for spring-block system, m\fracd^2xdt^2+kx=0..... (ii) Comparing Eqs. (i) and (ii), we get m∝L and k∝(1 / C)</w:t>
+              <w:t>The charge is a function of time (t) , is given by q=q_(0)sinω t.... (i) where, q_(0)= maximum charge, and ω= angular frequency. Differentiating Eq. (i), we get I=(dq / dt)=(d / dt)(q_(0)sinω t)=ω q_(0)cosω t At, t=0 , I =ω q_(0)cos(0)=ω q_(0) ∴ I =\frac1√(LC)q_(0)orq_(0)=I√(LC)[ ∵ ω=\frac1√(LC)] =2√(3 × 2.7 × 10^-6) =18 × 10^-5C</w:t>
             </w:r>
           </w:p>
         </w:tc>

--- a/dist/exports/kcet-alternating-current_revision_notes.docx
+++ b/dist/exports/kcet-alternating-current_revision_notes.docx
@@ -13,7 +13,7 @@
           <w:color w:val="1A365D"/>
           <w:sz w:val="44"/>
         </w:rPr>
-        <w:t>JEE MAIN REVISION MASTER: ALTERNATING CURRENT 2026 3 QUESTIONS 5% WEIGHTAGE</w:t>
+        <w:t>JEE MAIN REVISION MASTER: ALTERNATING CURRENT</w:t>
       </w:r>
     </w:p>
     <w:p>
@@ -164,10 +164,10 @@
             <w:r>
               <w:rPr>
                 <w:b/>
-                <w:color w:val="C53030"/>
+                <w:color w:val="2B6CB0"/>
                 <w:sz w:val="19"/>
               </w:rPr>
-              <w:t>Very High</w:t>
+              <w:t>High</w:t>
             </w:r>
           </w:p>
         </w:tc>
@@ -209,7 +209,7 @@
               <w:rPr>
                 <w:sz w:val="19"/>
               </w:rPr>
-              <w:t>15 PYQs</w:t>
+              <w:t>11 PYQs</w:t>
             </w:r>
           </w:p>
         </w:tc>
@@ -296,7 +296,7 @@
               <w:rPr>
                 <w:sz w:val="19"/>
               </w:rPr>
-              <w:t>13 PYQs</w:t>
+              <w:t>9 PYQs</w:t>
             </w:r>
           </w:p>
         </w:tc>
@@ -338,10 +338,10 @@
             <w:r>
               <w:rPr>
                 <w:b/>
-                <w:color w:val="2B6CB0"/>
+                <w:color w:val="718096"/>
                 <w:sz w:val="19"/>
               </w:rPr>
-              <w:t>High</w:t>
+              <w:t>Moderate</w:t>
             </w:r>
           </w:p>
         </w:tc>
@@ -383,7 +383,7 @@
               <w:rPr>
                 <w:sz w:val="19"/>
               </w:rPr>
-              <w:t>8 PYQs</w:t>
+              <w:t>6 PYQs</w:t>
             </w:r>
           </w:p>
         </w:tc>
@@ -537,7 +537,7 @@
                 <w:color w:val="2D3748"/>
                 <w:sz w:val="19"/>
               </w:rPr>
-              <w:t>Power in AC Circuits &amp; Power Factor</w:t>
+              <w:t>LC Oscillations &amp; Transformers</w:t>
             </w:r>
           </w:p>
         </w:tc>
@@ -578,7 +578,7 @@
                 <w:color w:val="718096"/>
                 <w:sz w:val="19"/>
               </w:rPr>
-              <w:t>Power &amp; Efficiency</w:t>
+              <w:t>Devices &amp; Oscillations</w:t>
             </w:r>
           </w:p>
         </w:tc>
@@ -602,7 +602,7 @@
                 <w:color w:val="718096"/>
                 <w:sz w:val="19"/>
               </w:rPr>
-              <w:t>Moderate</w:t>
+              <w:t>Standard</w:t>
             </w:r>
           </w:p>
         </w:tc>
@@ -624,7 +624,7 @@
                 <w:color w:val="2D3748"/>
                 <w:sz w:val="19"/>
               </w:rPr>
-              <w:t>LC Oscillations &amp; Transformers</w:t>
+              <w:t>Power in AC Circuits &amp; Power Factor</w:t>
             </w:r>
           </w:p>
         </w:tc>
@@ -644,7 +644,7 @@
               <w:rPr>
                 <w:sz w:val="19"/>
               </w:rPr>
-              <w:t>3 PYQs</w:t>
+              <w:t>1 PYQs</w:t>
             </w:r>
           </w:p>
         </w:tc>
@@ -665,7 +665,7 @@
                 <w:color w:val="718096"/>
                 <w:sz w:val="19"/>
               </w:rPr>
-              <w:t>Devices &amp; Oscillations</w:t>
+              <w:t>Power &amp; Efficiency</w:t>
             </w:r>
           </w:p>
         </w:tc>
@@ -949,7 +949,7 @@
                 <w:color w:val="1A365D"/>
                 <w:sz w:val="19"/>
               </w:rPr>
-              <w:t>Power in AC Circuits &amp; Power Factor</w:t>
+              <w:t>LC Oscillations &amp; Transformers</w:t>
             </w:r>
           </w:p>
         </w:tc>
@@ -971,7 +971,7 @@
                 <w:color w:val="2D3748"/>
                 <w:sz w:val="19"/>
               </w:rPr>
-              <w:t>P_{\text{avg}} = V_{\text{rms}} I_{\text{rms}} \cos\phi, \quad \cos\phi = \frac{R}{Z} = \frac{R}{\sqrt{R^2 + (X_L - X_C)^2}}, \quad I_{\text{wattless}} = I_{\text{rms}} \sin\phi</w:t>
+              <w:t>\frac{V_s}{V_p} = \frac{N_s}{N_p} = \frac{I_p}{I_s}, \quad \eta = \frac{P_{\text{out}}}{P_{\text{in}}} = \frac{V_s I_s}{V_p I_p}, \quad q(t) = q_0 \cos(\omega_0 t)</w:t>
             </w:r>
           </w:p>
         </w:tc>
@@ -995,7 +995,7 @@
                 <w:color w:val="1A365D"/>
                 <w:sz w:val="19"/>
               </w:rPr>
-              <w:t>LC Oscillations &amp; Transformers</w:t>
+              <w:t>Power in AC Circuits &amp; Power Factor</w:t>
             </w:r>
           </w:p>
         </w:tc>
@@ -1017,7 +1017,7 @@
                 <w:color w:val="2D3748"/>
                 <w:sz w:val="19"/>
               </w:rPr>
-              <w:t>\frac{V_s}{V_p} = \frac{N_s}{N_p} = \frac{I_p}{I_s}, \quad \eta = \frac{P_{\text{out}}}{P_{\text{in}}} = \frac{V_s I_s}{V_p I_p}, \quad q(t) = q_0 \cos(\omega_0 t)</w:t>
+              <w:t>P_{\text{avg}} = V_{\text{rms}} I_{\text{rms}} \cos\phi, \quad \cos\phi = \frac{R}{Z} = \frac{R}{\sqrt{R^2 + (X_L - X_C)^2}}, \quad I_{\text{wattless}} = I_{\text{rms}} \sin\phi</w:t>
             </w:r>
           </w:p>
         </w:tc>
@@ -1049,7 +1049,7 @@
           <w:color w:val="2B6CB0"/>
           <w:sz w:val="24"/>
         </w:rPr>
-        <w:t>3.1 Series LCR Circuit &amp; Impedance (Very High Yield — 15 PYQs)</w:t>
+        <w:t>3.1 Series LCR Circuit &amp; Impedance (High Yield — 11 PYQs)</w:t>
       </w:r>
     </w:p>
     <w:p>
@@ -1257,7 +1257,7 @@
           <w:color w:val="2B6CB0"/>
           <w:sz w:val="24"/>
         </w:rPr>
-        <w:t>3.2 AC Fundamentals: Peak, RMS &amp; Phase (High Yield — 13 PYQs)</w:t>
+        <w:t>3.2 AC Fundamentals: Peak, RMS &amp; Phase (High Yield — 9 PYQs)</w:t>
       </w:r>
     </w:p>
     <w:p>
@@ -1465,7 +1465,7 @@
           <w:color w:val="2B6CB0"/>
           <w:sz w:val="24"/>
         </w:rPr>
-        <w:t>3.3 Resonance, Q-Factor &amp; Bandwidth (High Yield — 8 PYQs)</w:t>
+        <w:t>3.3 Resonance, Q-Factor &amp; Bandwidth (Moderate Yield — 6 PYQs)</w:t>
       </w:r>
     </w:p>
     <w:p>
@@ -1796,13 +1796,13 @@
           <w:b/>
           <w:sz w:val="18"/>
         </w:rPr>
-        <w:t xml:space="preserve">[2025 Shift] Q#2 (MCQ): </w:t>
+        <w:t xml:space="preserve">[2025 Shift] Q#4 (MCQ): </w:t>
       </w:r>
       <w:r>
         <w:rPr>
           <w:sz w:val="18"/>
         </w:rPr>
-        <w:t xml:space="preserve">"A series LCR circuit containing an AC source of 100 V has an inductor and a capacitor of reactances 24Ω and 16Ω respectively. ..."  </w:t>
+        <w:t xml:space="preserve">"In domestic electric mains supply, the voltage and the current are..."  </w:t>
       </w:r>
       <w:r>
         <w:rPr>
@@ -1881,215 +1881,7 @@
           <w:color w:val="2B6CB0"/>
           <w:sz w:val="24"/>
         </w:rPr>
-        <w:t>3.5 Power in AC Circuits &amp; Power Factor (Moderate Yield — 4 PYQs)</w:t>
-      </w:r>
-    </w:p>
-    <w:p>
-      <w:r>
-        <w:rPr>
-          <w:b/>
-          <w:sz w:val="20"/>
-        </w:rPr>
-        <w:t xml:space="preserve">Core Principle: </w:t>
-      </w:r>
-      <w:r>
-        <w:rPr>
-          <w:sz w:val="20"/>
-        </w:rPr>
-        <w:t>Average power dissipated P_(avg) = V_(rms) I_(rms) cosϕ. Power factor cosϕ = (R / Z) = \fracR√(R^2 + (X_L - X_C)^2). Wattless current component I_(wattless) = I_(rms) sinϕ.</w:t>
-      </w:r>
-    </w:p>
-    <w:tbl>
-      <w:tblPr>
-        <w:tblW w:type="auto" w:w="0"/>
-        <w:jc w:val="center"/>
-        <w:tblLook w:firstColumn="1" w:firstRow="1" w:lastColumn="0" w:lastRow="0" w:noHBand="0" w:noVBand="1" w:val="04A0"/>
-      </w:tblPr>
-      <w:tblGrid>
-        <w:gridCol w:w="10080"/>
-      </w:tblGrid>
-      <w:tr>
-        <w:tc>
-          <w:tcPr>
-            <w:tcW w:type="dxa" w:w="10080"/>
-            <w:shd w:fill="FFF5F5"/>
-            <w:tcMar>
-              <w:top w:w="100" w:type="dxa"/>
-              <w:bottom w:w="100" w:type="dxa"/>
-              <w:left w:w="150" w:type="dxa"/>
-              <w:right w:w="150" w:type="dxa"/>
-            </w:tcMar>
-          </w:tcPr>
-          <w:p>
-            <w:r>
-              <w:rPr>
-                <w:b/>
-                <w:color w:val="C53030"/>
-                <w:sz w:val="19"/>
-              </w:rPr>
-              <w:t xml:space="preserve">⚠️ Common Trap / JEE Pitfall: </w:t>
-            </w:r>
-            <w:r>
-              <w:rPr>
-                <w:color w:val="2D3748"/>
-                <w:sz w:val="19"/>
-              </w:rPr>
-              <w:t>Power factor is cosϕ = (R / Z), NOT tanϕ or (R / X)! For pure L or pure C, ϕ = 90° \implies cosϕ = 0, so average power dissipation is strictly zero.</w:t>
-            </w:r>
-          </w:p>
-        </w:tc>
-      </w:tr>
-    </w:tbl>
-    <w:tbl>
-      <w:tblPr>
-        <w:tblW w:type="auto" w:w="0"/>
-        <w:jc w:val="center"/>
-        <w:tblLook w:firstColumn="1" w:firstRow="1" w:lastColumn="0" w:lastRow="0" w:noHBand="0" w:noVBand="1" w:val="04A0"/>
-      </w:tblPr>
-      <w:tblGrid>
-        <w:gridCol w:w="10080"/>
-      </w:tblGrid>
-      <w:tr>
-        <w:tc>
-          <w:tcPr>
-            <w:tcW w:type="dxa" w:w="10080"/>
-            <w:shd w:fill="F0FFF4"/>
-            <w:tcMar>
-              <w:top w:w="100" w:type="dxa"/>
-              <w:bottom w:w="100" w:type="dxa"/>
-              <w:left w:w="150" w:type="dxa"/>
-              <w:right w:w="150" w:type="dxa"/>
-            </w:tcMar>
-          </w:tcPr>
-          <w:p>
-            <w:r>
-              <w:rPr>
-                <w:b/>
-                <w:color w:val="276749"/>
-                <w:sz w:val="19"/>
-              </w:rPr>
-              <w:t xml:space="preserve">💡 Speed Hack / Trick: </w:t>
-            </w:r>
-            <w:r>
-              <w:rPr>
-                <w:color w:val="2D3748"/>
-                <w:sz w:val="19"/>
-              </w:rPr>
-              <w:t>Apparent power S = V_(rms)I_(rms) (in VA). True power P = S cosϕ (in W). Reactive power Q = S sinϕ (in VAR).</w:t>
-            </w:r>
-          </w:p>
-        </w:tc>
-      </w:tr>
-    </w:tbl>
-    <w:p>
-      <w:pPr>
-        <w:spacing w:before="120" w:after="40"/>
-      </w:pPr>
-      <w:r>
-        <w:rPr>
-          <w:b/>
-          <w:color w:val="1A365D"/>
-          <w:sz w:val="19"/>
-        </w:rPr>
-        <w:t>Source PYQs testing this concept:</w:t>
-      </w:r>
-    </w:p>
-    <w:p>
-      <w:pPr>
-        <w:pStyle w:val="ListBullet"/>
-        <w:spacing w:after="40"/>
-      </w:pPr>
-      <w:r>
-        <w:rPr>
-          <w:b/>
-          <w:sz w:val="18"/>
-        </w:rPr>
-        <w:t xml:space="preserve">[2025 Shift] Q#4 (MCQ): </w:t>
-      </w:r>
-      <w:r>
-        <w:rPr>
-          <w:sz w:val="18"/>
-        </w:rPr>
-        <w:t xml:space="preserve">"In domestic electric mains supply, the voltage and the current are..."  </w:t>
-      </w:r>
-      <w:r>
-        <w:rPr>
-          <w:b/>
-          <w:color w:val="2B6CB0"/>
-          <w:sz w:val="18"/>
-        </w:rPr>
-        <w:t>[Ans: N/A]</w:t>
-      </w:r>
-    </w:p>
-    <w:p>
-      <w:pPr>
-        <w:pStyle w:val="ListBullet"/>
-        <w:spacing w:after="40"/>
-      </w:pPr>
-      <w:r>
-        <w:rPr>
-          <w:b/>
-          <w:sz w:val="18"/>
-        </w:rPr>
-        <w:t xml:space="preserve">[2020 Shift] Q#1 (MCQ): </w:t>
-      </w:r>
-      <w:r>
-        <w:rPr>
-          <w:sz w:val="18"/>
-        </w:rPr>
-        <w:t xml:space="preserve">"The power factor of R-L circuit is \frac1√(3) . If the inductive reactance is 2Ω . The value of resistance is..."  </w:t>
-      </w:r>
-      <w:r>
-        <w:rPr>
-          <w:b/>
-          <w:color w:val="2B6CB0"/>
-          <w:sz w:val="18"/>
-        </w:rPr>
-        <w:t>[Ans: N/A]</w:t>
-      </w:r>
-    </w:p>
-    <w:p>
-      <w:pPr>
-        <w:pStyle w:val="ListBullet"/>
-        <w:spacing w:after="40"/>
-      </w:pPr>
-      <w:r>
-        <w:rPr>
-          <w:b/>
-          <w:sz w:val="18"/>
-        </w:rPr>
-        <w:t xml:space="preserve">[2019 Shift] Q#1 (MCQ): </w:t>
-      </w:r>
-      <w:r>
-        <w:rPr>
-          <w:sz w:val="18"/>
-        </w:rPr>
-        <w:t xml:space="preserve">"An inductor of inductance L and resistor R are joined together in series and connected by a source of frequency ω . The power dis..."  </w:t>
-      </w:r>
-      <w:r>
-        <w:rPr>
-          <w:b/>
-          <w:color w:val="2B6CB0"/>
-          <w:sz w:val="18"/>
-        </w:rPr>
-        <w:t>[Ans: N/A]</w:t>
-      </w:r>
-    </w:p>
-    <w:p>
-      <w:pPr>
-        <w:spacing w:after="120"/>
-      </w:pPr>
-    </w:p>
-    <w:p>
-      <w:pPr>
-        <w:pStyle w:val="Heading2"/>
-      </w:pPr>
-      <w:r>
-        <w:rPr>
-          <w:color w:val="2B6CB0"/>
-          <w:sz w:val="24"/>
-        </w:rPr>
-        <w:t>3.6 LC Oscillations &amp; Transformers (Moderate Yield — 3 PYQs)</w:t>
+        <w:t>3.5 LC Oscillations &amp; Transformers (Moderate Yield — 4 PYQs)</w:t>
       </w:r>
     </w:p>
     <w:p>
@@ -2266,13 +2058,167 @@
           <w:b/>
           <w:sz w:val="18"/>
         </w:rPr>
-        <w:t xml:space="preserve">[2017 Shift] Q#4 (MCQ): </w:t>
+        <w:t xml:space="preserve">[2021 Shift] Q#2 (MCQ): </w:t>
       </w:r>
       <w:r>
         <w:rPr>
           <w:sz w:val="18"/>
         </w:rPr>
-        <w:t xml:space="preserve">"The output of a step down transformers is measured to be 48 V when connected to a 12 W bulb. The value of peak current is..."  </w:t>
+        <w:t xml:space="preserve">"LC-oscillations are similar and analogous to the mechanical oscillations of a block attached to a spring. The electrical equivalent of the f..."  </w:t>
+      </w:r>
+      <w:r>
+        <w:rPr>
+          <w:b/>
+          <w:color w:val="2B6CB0"/>
+          <w:sz w:val="18"/>
+        </w:rPr>
+        <w:t>[Ans: N/A]</w:t>
+      </w:r>
+    </w:p>
+    <w:p>
+      <w:pPr>
+        <w:spacing w:after="120"/>
+      </w:pPr>
+    </w:p>
+    <w:p>
+      <w:pPr>
+        <w:pStyle w:val="Heading2"/>
+      </w:pPr>
+      <w:r>
+        <w:rPr>
+          <w:color w:val="2B6CB0"/>
+          <w:sz w:val="24"/>
+        </w:rPr>
+        <w:t>3.6 Power in AC Circuits &amp; Power Factor (Standard Yield — 1 PYQs)</w:t>
+      </w:r>
+    </w:p>
+    <w:p>
+      <w:r>
+        <w:rPr>
+          <w:b/>
+          <w:sz w:val="20"/>
+        </w:rPr>
+        <w:t xml:space="preserve">Core Principle: </w:t>
+      </w:r>
+      <w:r>
+        <w:rPr>
+          <w:sz w:val="20"/>
+        </w:rPr>
+        <w:t>Average power dissipated P_(avg) = V_(rms) I_(rms) cosϕ. Power factor cosϕ = (R / Z) = \fracR√(R^2 + (X_L - X_C)^2). Wattless current component I_(wattless) = I_(rms) sinϕ.</w:t>
+      </w:r>
+    </w:p>
+    <w:tbl>
+      <w:tblPr>
+        <w:tblW w:type="auto" w:w="0"/>
+        <w:jc w:val="center"/>
+        <w:tblLook w:firstColumn="1" w:firstRow="1" w:lastColumn="0" w:lastRow="0" w:noHBand="0" w:noVBand="1" w:val="04A0"/>
+      </w:tblPr>
+      <w:tblGrid>
+        <w:gridCol w:w="10080"/>
+      </w:tblGrid>
+      <w:tr>
+        <w:tc>
+          <w:tcPr>
+            <w:tcW w:type="dxa" w:w="10080"/>
+            <w:shd w:fill="FFF5F5"/>
+            <w:tcMar>
+              <w:top w:w="100" w:type="dxa"/>
+              <w:bottom w:w="100" w:type="dxa"/>
+              <w:left w:w="150" w:type="dxa"/>
+              <w:right w:w="150" w:type="dxa"/>
+            </w:tcMar>
+          </w:tcPr>
+          <w:p>
+            <w:r>
+              <w:rPr>
+                <w:b/>
+                <w:color w:val="C53030"/>
+                <w:sz w:val="19"/>
+              </w:rPr>
+              <w:t xml:space="preserve">⚠️ Common Trap / JEE Pitfall: </w:t>
+            </w:r>
+            <w:r>
+              <w:rPr>
+                <w:color w:val="2D3748"/>
+                <w:sz w:val="19"/>
+              </w:rPr>
+              <w:t>Power factor is cosϕ = (R / Z), NOT tanϕ or (R / X)! For pure L or pure C, ϕ = 90° \implies cosϕ = 0, so average power dissipation is strictly zero.</w:t>
+            </w:r>
+          </w:p>
+        </w:tc>
+      </w:tr>
+    </w:tbl>
+    <w:tbl>
+      <w:tblPr>
+        <w:tblW w:type="auto" w:w="0"/>
+        <w:jc w:val="center"/>
+        <w:tblLook w:firstColumn="1" w:firstRow="1" w:lastColumn="0" w:lastRow="0" w:noHBand="0" w:noVBand="1" w:val="04A0"/>
+      </w:tblPr>
+      <w:tblGrid>
+        <w:gridCol w:w="10080"/>
+      </w:tblGrid>
+      <w:tr>
+        <w:tc>
+          <w:tcPr>
+            <w:tcW w:type="dxa" w:w="10080"/>
+            <w:shd w:fill="F0FFF4"/>
+            <w:tcMar>
+              <w:top w:w="100" w:type="dxa"/>
+              <w:bottom w:w="100" w:type="dxa"/>
+              <w:left w:w="150" w:type="dxa"/>
+              <w:right w:w="150" w:type="dxa"/>
+            </w:tcMar>
+          </w:tcPr>
+          <w:p>
+            <w:r>
+              <w:rPr>
+                <w:b/>
+                <w:color w:val="276749"/>
+                <w:sz w:val="19"/>
+              </w:rPr>
+              <w:t xml:space="preserve">💡 Speed Hack / Trick: </w:t>
+            </w:r>
+            <w:r>
+              <w:rPr>
+                <w:color w:val="2D3748"/>
+                <w:sz w:val="19"/>
+              </w:rPr>
+              <w:t>Apparent power S = V_(rms)I_(rms) (in VA). True power P = S cosϕ (in W). Reactive power Q = S sinϕ (in VAR).</w:t>
+            </w:r>
+          </w:p>
+        </w:tc>
+      </w:tr>
+    </w:tbl>
+    <w:p>
+      <w:pPr>
+        <w:spacing w:before="120" w:after="40"/>
+      </w:pPr>
+      <w:r>
+        <w:rPr>
+          <w:b/>
+          <w:color w:val="1A365D"/>
+          <w:sz w:val="19"/>
+        </w:rPr>
+        <w:t>Source PYQs testing this concept:</w:t>
+      </w:r>
+    </w:p>
+    <w:p>
+      <w:pPr>
+        <w:pStyle w:val="ListBullet"/>
+        <w:spacing w:after="40"/>
+      </w:pPr>
+      <w:r>
+        <w:rPr>
+          <w:b/>
+          <w:sz w:val="18"/>
+        </w:rPr>
+        <w:t xml:space="preserve">[2019 Shift] Q#1 (MCQ): </w:t>
+      </w:r>
+      <w:r>
+        <w:rPr>
+          <w:sz w:val="18"/>
+        </w:rPr>
+        <w:t xml:space="preserve">"An inductor of inductance L and resistor R are joined together in series and connected by a source of frequency ω . The power dis..."  </w:t>
       </w:r>
       <w:r>
         <w:rPr>
@@ -2673,7 +2619,7 @@
           <w:color w:val="1A365D"/>
           <w:sz w:val="22"/>
         </w:rPr>
-        <w:t>Benchmark Problem 4: KCET 2024 (Q#1)</w:t>
+        <w:t>Benchmark Problem 4: KCET 2023 (Q#3)</w:t>
       </w:r>
     </w:p>
     <w:p>
@@ -2684,7 +2630,7 @@
         <w:rPr>
           <w:sz w:val="20"/>
         </w:rPr>
-        <w:t>The figure shows variation of R,X_(L) and X_(C) with frequency f in a series L-C-R circuit. Then, for what frequency point is the circuit capacitive?</w:t>
+        <w:t>In series LCR circuit at resonance, the phase difference between voltage and current is</w:t>
       </w:r>
     </w:p>
     <w:p>
@@ -2696,7 +2642,7 @@
         <w:rPr>
           <w:sz w:val="19"/>
         </w:rPr>
-        <w:t xml:space="preserve">(A) </w:t>
+        <w:t>(A) Zero</w:t>
       </w:r>
     </w:p>
     <w:p>
@@ -2708,7 +2654,7 @@
         <w:rPr>
           <w:sz w:val="19"/>
         </w:rPr>
-        <w:t xml:space="preserve">(B) </w:t>
+        <w:t>(B) π</w:t>
       </w:r>
     </w:p>
     <w:p>
@@ -2720,7 +2666,7 @@
         <w:rPr>
           <w:sz w:val="19"/>
         </w:rPr>
-        <w:t xml:space="preserve">(C) </w:t>
+        <w:t>(C) (π / 4)</w:t>
       </w:r>
     </w:p>
     <w:p>
@@ -2732,7 +2678,7 @@
         <w:rPr>
           <w:sz w:val="19"/>
         </w:rPr>
-        <w:t xml:space="preserve">(D) </w:t>
+        <w:t>(D) (π / 2)</w:t>
       </w:r>
     </w:p>
     <w:tbl>
@@ -2773,7 +2719,7 @@
               </w:rPr>
               <w:t>Solution Analysis:</w:t>
               <w:br/>
-              <w:t>For a capacitive circuit, X_(C)&gt;X_(L) For the given diagram in question, the value X_(C) corresponding to point A is greater than the value of X_(L) .</w:t>
+              <w:t>In L - C - R series resonance circuit, X_(L) =X_(C) ∴ tanϕ =\fracX_(L)-X_(C)R=(0 / R)=0 ⇒ ϕ =0°</w:t>
             </w:r>
           </w:p>
         </w:tc>
@@ -2794,7 +2740,7 @@
           <w:color w:val="1A365D"/>
           <w:sz w:val="22"/>
         </w:rPr>
-        <w:t>Benchmark Problem 5: KCET 2021 (Q#3)</w:t>
+        <w:t>Benchmark Problem 5: KCET 2022 (Q#1)</w:t>
       </w:r>
     </w:p>
     <w:p>
@@ -2805,7 +2751,7 @@
         <w:rPr>
           <w:sz w:val="20"/>
         </w:rPr>
-        <w:t>In an oscillating LC -circuit, L=3mH and C=2.7μ F . At t=0 , the charge on the capacitor is zero and the current is 2A . The maximum charge that will appear on the capacitor will be</w:t>
+        <w:t>In a series LCR circuit, R=300Ω,L=0.9H,C=2.0μ F and ω=1000rad/s , then impedance of the circuit is</w:t>
       </w:r>
     </w:p>
     <w:p>
@@ -2817,7 +2763,7 @@
         <w:rPr>
           <w:sz w:val="19"/>
         </w:rPr>
-        <w:t>(A) 1.8 × 10^-5C</w:t>
+        <w:t>(A) 900Ω</w:t>
       </w:r>
     </w:p>
     <w:p>
@@ -2829,7 +2775,7 @@
         <w:rPr>
           <w:sz w:val="19"/>
         </w:rPr>
-        <w:t>(B) 18 × 10^-5C</w:t>
+        <w:t>(B) 500Ω</w:t>
       </w:r>
     </w:p>
     <w:p>
@@ -2841,7 +2787,7 @@
         <w:rPr>
           <w:sz w:val="19"/>
         </w:rPr>
-        <w:t>(C) 9 × 10^-5C</w:t>
+        <w:t>(C) 400Ω</w:t>
       </w:r>
     </w:p>
     <w:p>
@@ -2853,7 +2799,7 @@
         <w:rPr>
           <w:sz w:val="19"/>
         </w:rPr>
-        <w:t>(D) 90 × 10^-5C</w:t>
+        <w:t>(D) 1300Ω</w:t>
       </w:r>
     </w:p>
     <w:tbl>
@@ -2894,7 +2840,7 @@
               </w:rPr>
               <w:t>Solution Analysis:</w:t>
               <w:br/>
-              <w:t>The charge is a function of time (t) , is given by q=q_(0)sinω t.... (i) where, q_(0)= maximum charge, and ω= angular frequency. Differentiating Eq. (i), we get I=(dq / dt)=(d / dt)(q_(0)sinω t)=ω q_(0)cosω t At, t=0 , I =ω q_(0)cos(0)=ω q_(0) ∴ I =\frac1√(LC)q_(0)orq_(0)=I√(LC)[ ∵ ω=\frac1√(LC)] =2√(3 × 2.7 × 10^-6) =18 × 10^-5C</w:t>
+              <w:t>Given, R=300Ω,L=0.9H,ω=1000rad/s C=2.0μ F=2 × 10^-6F Impedance of given R - L - C circuit, Z =√(R^2)+(X_(L)-X_(C))^2 =√(R^2)+(ω L-(1 / ω C))^2[ ∴ X_(L)=ω LandX_(C)=(1 / ω C)] =√((300)^2)+(1000 × 0.9-\frac11000 × 2 × 10^-6)^2 =√(90000+(900-500)^2) =√(90000+160000)=√(250000)=500Ω</w:t>
             </w:r>
           </w:p>
         </w:tc>

--- a/dist/exports/kcet-alternating-current_revision_notes.docx
+++ b/dist/exports/kcet-alternating-current_revision_notes.docx
@@ -164,10 +164,10 @@
             <w:r>
               <w:rPr>
                 <w:b/>
-                <w:color w:val="2B6CB0"/>
+                <w:color w:val="C53030"/>
                 <w:sz w:val="19"/>
               </w:rPr>
-              <w:t>High</w:t>
+              <w:t>Very High</w:t>
             </w:r>
           </w:p>
         </w:tc>
@@ -189,7 +189,7 @@
                 <w:color w:val="2D3748"/>
                 <w:sz w:val="19"/>
               </w:rPr>
-              <w:t>Series LCR Circuit &amp; Impedance</w:t>
+              <w:t>Series LCR Resonance, Power Factor &amp; Transformers</w:t>
             </w:r>
           </w:p>
         </w:tc>
@@ -209,7 +209,7 @@
               <w:rPr>
                 <w:sz w:val="19"/>
               </w:rPr>
-              <w:t>11 PYQs</w:t>
+              <w:t>17 PYQs</w:t>
             </w:r>
           </w:p>
         </w:tc>
@@ -230,7 +230,7 @@
                 <w:color w:val="718096"/>
                 <w:sz w:val="19"/>
               </w:rPr>
-              <w:t>Circuits</w:t>
+              <w:t>Resonance &amp; Transformers</w:t>
             </w:r>
           </w:p>
         </w:tc>
@@ -251,10 +251,10 @@
             <w:r>
               <w:rPr>
                 <w:b/>
-                <w:color w:val="2B6CB0"/>
+                <w:color w:val="C53030"/>
                 <w:sz w:val="19"/>
               </w:rPr>
-              <w:t>High</w:t>
+              <w:t>Very High</w:t>
             </w:r>
           </w:p>
         </w:tc>
@@ -276,7 +276,7 @@
                 <w:color w:val="2D3748"/>
                 <w:sz w:val="19"/>
               </w:rPr>
-              <w:t>AC Fundamentals: Peak, RMS &amp; Phase</w:t>
+              <w:t>Peak, RMS Values &amp; AC Through R, L, C</w:t>
             </w:r>
           </w:p>
         </w:tc>
@@ -296,7 +296,7 @@
               <w:rPr>
                 <w:sz w:val="19"/>
               </w:rPr>
-              <w:t>9 PYQs</w:t>
+              <w:t>15 PYQs</w:t>
             </w:r>
           </w:p>
         </w:tc>
@@ -317,355 +317,7 @@
                 <w:color w:val="718096"/>
                 <w:sz w:val="19"/>
               </w:rPr>
-              <w:t>Foundations</w:t>
-            </w:r>
-          </w:p>
-        </w:tc>
-      </w:tr>
-      <w:tr>
-        <w:tc>
-          <w:tcPr>
-            <w:tcW w:type="dxa" w:w="2160"/>
-            <w:shd w:fill="F7FAFC"/>
-            <w:tcMar>
-              <w:top w:w="80" w:type="dxa"/>
-              <w:bottom w:w="80" w:type="dxa"/>
-              <w:left w:w="150" w:type="dxa"/>
-              <w:right w:w="150" w:type="dxa"/>
-            </w:tcMar>
-          </w:tcPr>
-          <w:p>
-            <w:r>
-              <w:rPr>
-                <w:b/>
-                <w:color w:val="718096"/>
-                <w:sz w:val="19"/>
-              </w:rPr>
-              <w:t>Moderate</w:t>
-            </w:r>
-          </w:p>
-        </w:tc>
-        <w:tc>
-          <w:tcPr>
-            <w:tcW w:type="dxa" w:w="4320"/>
-            <w:shd w:fill="F7FAFC"/>
-            <w:tcMar>
-              <w:top w:w="80" w:type="dxa"/>
-              <w:bottom w:w="80" w:type="dxa"/>
-              <w:left w:w="150" w:type="dxa"/>
-              <w:right w:w="150" w:type="dxa"/>
-            </w:tcMar>
-          </w:tcPr>
-          <w:p>
-            <w:r>
-              <w:rPr>
-                <w:b/>
-                <w:color w:val="2D3748"/>
-                <w:sz w:val="19"/>
-              </w:rPr>
-              <w:t>Resonance, Q-Factor &amp; Bandwidth</w:t>
-            </w:r>
-          </w:p>
-        </w:tc>
-        <w:tc>
-          <w:tcPr>
-            <w:tcW w:type="dxa" w:w="1728"/>
-            <w:shd w:fill="F7FAFC"/>
-            <w:tcMar>
-              <w:top w:w="80" w:type="dxa"/>
-              <w:bottom w:w="80" w:type="dxa"/>
-              <w:left w:w="150" w:type="dxa"/>
-              <w:right w:w="150" w:type="dxa"/>
-            </w:tcMar>
-          </w:tcPr>
-          <w:p>
-            <w:r>
-              <w:rPr>
-                <w:sz w:val="19"/>
-              </w:rPr>
-              <w:t>6 PYQs</w:t>
-            </w:r>
-          </w:p>
-        </w:tc>
-        <w:tc>
-          <w:tcPr>
-            <w:tcW w:type="dxa" w:w="1872"/>
-            <w:shd w:fill="F7FAFC"/>
-            <w:tcMar>
-              <w:top w:w="80" w:type="dxa"/>
-              <w:bottom w:w="80" w:type="dxa"/>
-              <w:left w:w="150" w:type="dxa"/>
-              <w:right w:w="150" w:type="dxa"/>
-            </w:tcMar>
-          </w:tcPr>
-          <w:p>
-            <w:r>
-              <w:rPr>
-                <w:color w:val="718096"/>
-                <w:sz w:val="19"/>
-              </w:rPr>
-              <w:t>Resonance</w:t>
-            </w:r>
-          </w:p>
-        </w:tc>
-      </w:tr>
-      <w:tr>
-        <w:tc>
-          <w:tcPr>
-            <w:tcW w:type="dxa" w:w="2160"/>
-            <w:shd w:fill="FFFFFF"/>
-            <w:tcMar>
-              <w:top w:w="80" w:type="dxa"/>
-              <w:bottom w:w="80" w:type="dxa"/>
-              <w:left w:w="150" w:type="dxa"/>
-              <w:right w:w="150" w:type="dxa"/>
-            </w:tcMar>
-          </w:tcPr>
-          <w:p>
-            <w:r>
-              <w:rPr>
-                <w:b/>
-                <w:color w:val="718096"/>
-                <w:sz w:val="19"/>
-              </w:rPr>
-              <w:t>Moderate</w:t>
-            </w:r>
-          </w:p>
-        </w:tc>
-        <w:tc>
-          <w:tcPr>
-            <w:tcW w:type="dxa" w:w="4320"/>
-            <w:shd w:fill="FFFFFF"/>
-            <w:tcMar>
-              <w:top w:w="80" w:type="dxa"/>
-              <w:bottom w:w="80" w:type="dxa"/>
-              <w:left w:w="150" w:type="dxa"/>
-              <w:right w:w="150" w:type="dxa"/>
-            </w:tcMar>
-          </w:tcPr>
-          <w:p>
-            <w:r>
-              <w:rPr>
-                <w:b/>
-                <w:color w:val="2D3748"/>
-                <w:sz w:val="19"/>
-              </w:rPr>
-              <w:t>Reactance: Inductive &amp; Capacitive</w:t>
-            </w:r>
-          </w:p>
-        </w:tc>
-        <w:tc>
-          <w:tcPr>
-            <w:tcW w:type="dxa" w:w="1728"/>
-            <w:shd w:fill="FFFFFF"/>
-            <w:tcMar>
-              <w:top w:w="80" w:type="dxa"/>
-              <w:bottom w:w="80" w:type="dxa"/>
-              <w:left w:w="150" w:type="dxa"/>
-              <w:right w:w="150" w:type="dxa"/>
-            </w:tcMar>
-          </w:tcPr>
-          <w:p>
-            <w:r>
-              <w:rPr>
-                <w:sz w:val="19"/>
-              </w:rPr>
-              <w:t>5 PYQs</w:t>
-            </w:r>
-          </w:p>
-        </w:tc>
-        <w:tc>
-          <w:tcPr>
-            <w:tcW w:type="dxa" w:w="1872"/>
-            <w:shd w:fill="FFFFFF"/>
-            <w:tcMar>
-              <w:top w:w="80" w:type="dxa"/>
-              <w:bottom w:w="80" w:type="dxa"/>
-              <w:left w:w="150" w:type="dxa"/>
-              <w:right w:w="150" w:type="dxa"/>
-            </w:tcMar>
-          </w:tcPr>
-          <w:p>
-            <w:r>
-              <w:rPr>
-                <w:color w:val="718096"/>
-                <w:sz w:val="19"/>
-              </w:rPr>
-              <w:t>Impedance Elements</w:t>
-            </w:r>
-          </w:p>
-        </w:tc>
-      </w:tr>
-      <w:tr>
-        <w:tc>
-          <w:tcPr>
-            <w:tcW w:type="dxa" w:w="2160"/>
-            <w:shd w:fill="F7FAFC"/>
-            <w:tcMar>
-              <w:top w:w="80" w:type="dxa"/>
-              <w:bottom w:w="80" w:type="dxa"/>
-              <w:left w:w="150" w:type="dxa"/>
-              <w:right w:w="150" w:type="dxa"/>
-            </w:tcMar>
-          </w:tcPr>
-          <w:p>
-            <w:r>
-              <w:rPr>
-                <w:b/>
-                <w:color w:val="718096"/>
-                <w:sz w:val="19"/>
-              </w:rPr>
-              <w:t>Moderate</w:t>
-            </w:r>
-          </w:p>
-        </w:tc>
-        <w:tc>
-          <w:tcPr>
-            <w:tcW w:type="dxa" w:w="4320"/>
-            <w:shd w:fill="F7FAFC"/>
-            <w:tcMar>
-              <w:top w:w="80" w:type="dxa"/>
-              <w:bottom w:w="80" w:type="dxa"/>
-              <w:left w:w="150" w:type="dxa"/>
-              <w:right w:w="150" w:type="dxa"/>
-            </w:tcMar>
-          </w:tcPr>
-          <w:p>
-            <w:r>
-              <w:rPr>
-                <w:b/>
-                <w:color w:val="2D3748"/>
-                <w:sz w:val="19"/>
-              </w:rPr>
-              <w:t>LC Oscillations &amp; Transformers</w:t>
-            </w:r>
-          </w:p>
-        </w:tc>
-        <w:tc>
-          <w:tcPr>
-            <w:tcW w:type="dxa" w:w="1728"/>
-            <w:shd w:fill="F7FAFC"/>
-            <w:tcMar>
-              <w:top w:w="80" w:type="dxa"/>
-              <w:bottom w:w="80" w:type="dxa"/>
-              <w:left w:w="150" w:type="dxa"/>
-              <w:right w:w="150" w:type="dxa"/>
-            </w:tcMar>
-          </w:tcPr>
-          <w:p>
-            <w:r>
-              <w:rPr>
-                <w:sz w:val="19"/>
-              </w:rPr>
-              <w:t>4 PYQs</w:t>
-            </w:r>
-          </w:p>
-        </w:tc>
-        <w:tc>
-          <w:tcPr>
-            <w:tcW w:type="dxa" w:w="1872"/>
-            <w:shd w:fill="F7FAFC"/>
-            <w:tcMar>
-              <w:top w:w="80" w:type="dxa"/>
-              <w:bottom w:w="80" w:type="dxa"/>
-              <w:left w:w="150" w:type="dxa"/>
-              <w:right w:w="150" w:type="dxa"/>
-            </w:tcMar>
-          </w:tcPr>
-          <w:p>
-            <w:r>
-              <w:rPr>
-                <w:color w:val="718096"/>
-                <w:sz w:val="19"/>
-              </w:rPr>
-              <w:t>Devices &amp; Oscillations</w:t>
-            </w:r>
-          </w:p>
-        </w:tc>
-      </w:tr>
-      <w:tr>
-        <w:tc>
-          <w:tcPr>
-            <w:tcW w:type="dxa" w:w="2160"/>
-            <w:shd w:fill="FFFFFF"/>
-            <w:tcMar>
-              <w:top w:w="80" w:type="dxa"/>
-              <w:bottom w:w="80" w:type="dxa"/>
-              <w:left w:w="150" w:type="dxa"/>
-              <w:right w:w="150" w:type="dxa"/>
-            </w:tcMar>
-          </w:tcPr>
-          <w:p>
-            <w:r>
-              <w:rPr>
-                <w:b/>
-                <w:color w:val="718096"/>
-                <w:sz w:val="19"/>
-              </w:rPr>
-              <w:t>Standard</w:t>
-            </w:r>
-          </w:p>
-        </w:tc>
-        <w:tc>
-          <w:tcPr>
-            <w:tcW w:type="dxa" w:w="4320"/>
-            <w:shd w:fill="FFFFFF"/>
-            <w:tcMar>
-              <w:top w:w="80" w:type="dxa"/>
-              <w:bottom w:w="80" w:type="dxa"/>
-              <w:left w:w="150" w:type="dxa"/>
-              <w:right w:w="150" w:type="dxa"/>
-            </w:tcMar>
-          </w:tcPr>
-          <w:p>
-            <w:r>
-              <w:rPr>
-                <w:b/>
-                <w:color w:val="2D3748"/>
-                <w:sz w:val="19"/>
-              </w:rPr>
-              <w:t>Power in AC Circuits &amp; Power Factor</w:t>
-            </w:r>
-          </w:p>
-        </w:tc>
-        <w:tc>
-          <w:tcPr>
-            <w:tcW w:type="dxa" w:w="1728"/>
-            <w:shd w:fill="FFFFFF"/>
-            <w:tcMar>
-              <w:top w:w="80" w:type="dxa"/>
-              <w:bottom w:w="80" w:type="dxa"/>
-              <w:left w:w="150" w:type="dxa"/>
-              <w:right w:w="150" w:type="dxa"/>
-            </w:tcMar>
-          </w:tcPr>
-          <w:p>
-            <w:r>
-              <w:rPr>
-                <w:sz w:val="19"/>
-              </w:rPr>
-              <w:t>1 PYQs</w:t>
-            </w:r>
-          </w:p>
-        </w:tc>
-        <w:tc>
-          <w:tcPr>
-            <w:tcW w:type="dxa" w:w="1872"/>
-            <w:shd w:fill="FFFFFF"/>
-            <w:tcMar>
-              <w:top w:w="80" w:type="dxa"/>
-              <w:bottom w:w="80" w:type="dxa"/>
-              <w:left w:w="150" w:type="dxa"/>
-              <w:right w:w="150" w:type="dxa"/>
-            </w:tcMar>
-          </w:tcPr>
-          <w:p>
-            <w:r>
-              <w:rPr>
-                <w:color w:val="718096"/>
-                <w:sz w:val="19"/>
-              </w:rPr>
-              <w:t>Power &amp; Efficiency</w:t>
+              <w:t>AC Fundamentals</w:t>
             </w:r>
           </w:p>
         </w:tc>
@@ -765,7 +417,7 @@
                 <w:color w:val="1A365D"/>
                 <w:sz w:val="19"/>
               </w:rPr>
-              <w:t>Series LCR Circuit &amp; Impedance</w:t>
+              <w:t>Series LCR Resonance, Power Factor &amp; Transformers</w:t>
             </w:r>
           </w:p>
         </w:tc>
@@ -787,7 +439,7 @@
                 <w:color w:val="2D3748"/>
                 <w:sz w:val="19"/>
               </w:rPr>
-              <w:t>Z = \sqrt{R^2 + (X_L - X_C)^2}, \quad \tan\phi = \frac{X_L - X_C}{R}, \quad V_{\text{total}} = \sqrt{V_R^2 + (V_L - V_C)^2}</w:t>
+              <w:t>f_0 = \frac{1}{2\pi\sqrt{LC}}, \quad Z = \sqrt{R^2 + (X_L-X_C)^2}, \quad \\cos\phi = \frac{R}{Z}, \quad \frac{V_s}{V_p} = \frac{N_s}{N_p}</w:t>
             </w:r>
           </w:p>
         </w:tc>
@@ -811,7 +463,7 @@
                 <w:color w:val="1A365D"/>
                 <w:sz w:val="19"/>
               </w:rPr>
-              <w:t>AC Fundamentals: Peak, RMS &amp; Phase</w:t>
+              <w:t>Peak, RMS Values &amp; AC Through R, L, C</w:t>
             </w:r>
           </w:p>
         </w:tc>
@@ -833,191 +485,7 @@
                 <w:color w:val="2D3748"/>
                 <w:sz w:val="19"/>
               </w:rPr>
-              <w:t>I_{\text{rms}} = \frac{I_0}{\sqrt{2}}, \quad V_{\text{rms}} = \frac{V_0}{\sqrt{2}}, \quad I_{\text{avg, half}} = \frac{2 I_0}{\pi}</w:t>
-            </w:r>
-          </w:p>
-        </w:tc>
-      </w:tr>
-      <w:tr>
-        <w:tc>
-          <w:tcPr>
-            <w:tcW w:type="dxa" w:w="3600"/>
-            <w:shd w:fill="F7FAFC"/>
-            <w:tcMar>
-              <w:top w:w="100" w:type="dxa"/>
-              <w:bottom w:w="100" w:type="dxa"/>
-              <w:left w:w="150" w:type="dxa"/>
-              <w:right w:w="150" w:type="dxa"/>
-            </w:tcMar>
-          </w:tcPr>
-          <w:p>
-            <w:r>
-              <w:rPr>
-                <w:b/>
-                <w:color w:val="1A365D"/>
-                <w:sz w:val="19"/>
-              </w:rPr>
-              <w:t>Resonance, Q-Factor &amp; Bandwidth</w:t>
-            </w:r>
-          </w:p>
-        </w:tc>
-        <w:tc>
-          <w:tcPr>
-            <w:tcW w:type="dxa" w:w="6480"/>
-            <w:shd w:fill="F7FAFC"/>
-            <w:tcMar>
-              <w:top w:w="100" w:type="dxa"/>
-              <w:bottom w:w="100" w:type="dxa"/>
-              <w:left w:w="150" w:type="dxa"/>
-              <w:right w:w="150" w:type="dxa"/>
-            </w:tcMar>
-          </w:tcPr>
-          <w:p>
-            <w:r>
-              <w:rPr>
-                <w:rFonts w:ascii="Cambria Math" w:hAnsi="Cambria Math"/>
-                <w:color w:val="2D3748"/>
-                <w:sz w:val="19"/>
-              </w:rPr>
-              <w:t>\omega_0 = \frac{1}{\sqrt{LC}}, \quad Z_{\min} = R, \quad I_{\max} = \frac{V}{R}, \quad Q = \frac{\omega_0 L}{R} = \frac{1}{\omega_0 C R} = \frac{1}{R}\sqrt{\frac{L}{C}} = \frac{\omega_0}{\Delta\omega}</w:t>
-            </w:r>
-          </w:p>
-        </w:tc>
-      </w:tr>
-      <w:tr>
-        <w:tc>
-          <w:tcPr>
-            <w:tcW w:type="dxa" w:w="3600"/>
-            <w:shd w:fill="FFFFFF"/>
-            <w:tcMar>
-              <w:top w:w="100" w:type="dxa"/>
-              <w:bottom w:w="100" w:type="dxa"/>
-              <w:left w:w="150" w:type="dxa"/>
-              <w:right w:w="150" w:type="dxa"/>
-            </w:tcMar>
-          </w:tcPr>
-          <w:p>
-            <w:r>
-              <w:rPr>
-                <w:b/>
-                <w:color w:val="1A365D"/>
-                <w:sz w:val="19"/>
-              </w:rPr>
-              <w:t>Reactance: Inductive &amp; Capacitive</w:t>
-            </w:r>
-          </w:p>
-        </w:tc>
-        <w:tc>
-          <w:tcPr>
-            <w:tcW w:type="dxa" w:w="6480"/>
-            <w:shd w:fill="FFFFFF"/>
-            <w:tcMar>
-              <w:top w:w="100" w:type="dxa"/>
-              <w:bottom w:w="100" w:type="dxa"/>
-              <w:left w:w="150" w:type="dxa"/>
-              <w:right w:w="150" w:type="dxa"/>
-            </w:tcMar>
-          </w:tcPr>
-          <w:p>
-            <w:r>
-              <w:rPr>
-                <w:rFonts w:ascii="Cambria Math" w:hAnsi="Cambria Math"/>
-                <w:color w:val="2D3748"/>
-                <w:sz w:val="19"/>
-              </w:rPr>
-              <w:t>X_L = \omega L = 2\pi f L, \quad X_C = \frac{1}{\omega C} = \frac{1}{2\pi f C}</w:t>
-            </w:r>
-          </w:p>
-        </w:tc>
-      </w:tr>
-      <w:tr>
-        <w:tc>
-          <w:tcPr>
-            <w:tcW w:type="dxa" w:w="3600"/>
-            <w:shd w:fill="F7FAFC"/>
-            <w:tcMar>
-              <w:top w:w="100" w:type="dxa"/>
-              <w:bottom w:w="100" w:type="dxa"/>
-              <w:left w:w="150" w:type="dxa"/>
-              <w:right w:w="150" w:type="dxa"/>
-            </w:tcMar>
-          </w:tcPr>
-          <w:p>
-            <w:r>
-              <w:rPr>
-                <w:b/>
-                <w:color w:val="1A365D"/>
-                <w:sz w:val="19"/>
-              </w:rPr>
-              <w:t>LC Oscillations &amp; Transformers</w:t>
-            </w:r>
-          </w:p>
-        </w:tc>
-        <w:tc>
-          <w:tcPr>
-            <w:tcW w:type="dxa" w:w="6480"/>
-            <w:shd w:fill="F7FAFC"/>
-            <w:tcMar>
-              <w:top w:w="100" w:type="dxa"/>
-              <w:bottom w:w="100" w:type="dxa"/>
-              <w:left w:w="150" w:type="dxa"/>
-              <w:right w:w="150" w:type="dxa"/>
-            </w:tcMar>
-          </w:tcPr>
-          <w:p>
-            <w:r>
-              <w:rPr>
-                <w:rFonts w:ascii="Cambria Math" w:hAnsi="Cambria Math"/>
-                <w:color w:val="2D3748"/>
-                <w:sz w:val="19"/>
-              </w:rPr>
-              <w:t>\frac{V_s}{V_p} = \frac{N_s}{N_p} = \frac{I_p}{I_s}, \quad \eta = \frac{P_{\text{out}}}{P_{\text{in}}} = \frac{V_s I_s}{V_p I_p}, \quad q(t) = q_0 \cos(\omega_0 t)</w:t>
-            </w:r>
-          </w:p>
-        </w:tc>
-      </w:tr>
-      <w:tr>
-        <w:tc>
-          <w:tcPr>
-            <w:tcW w:type="dxa" w:w="3600"/>
-            <w:shd w:fill="FFFFFF"/>
-            <w:tcMar>
-              <w:top w:w="100" w:type="dxa"/>
-              <w:bottom w:w="100" w:type="dxa"/>
-              <w:left w:w="150" w:type="dxa"/>
-              <w:right w:w="150" w:type="dxa"/>
-            </w:tcMar>
-          </w:tcPr>
-          <w:p>
-            <w:r>
-              <w:rPr>
-                <w:b/>
-                <w:color w:val="1A365D"/>
-                <w:sz w:val="19"/>
-              </w:rPr>
-              <w:t>Power in AC Circuits &amp; Power Factor</w:t>
-            </w:r>
-          </w:p>
-        </w:tc>
-        <w:tc>
-          <w:tcPr>
-            <w:tcW w:type="dxa" w:w="6480"/>
-            <w:shd w:fill="FFFFFF"/>
-            <w:tcMar>
-              <w:top w:w="100" w:type="dxa"/>
-              <w:bottom w:w="100" w:type="dxa"/>
-              <w:left w:w="150" w:type="dxa"/>
-              <w:right w:w="150" w:type="dxa"/>
-            </w:tcMar>
-          </w:tcPr>
-          <w:p>
-            <w:r>
-              <w:rPr>
-                <w:rFonts w:ascii="Cambria Math" w:hAnsi="Cambria Math"/>
-                <w:color w:val="2D3748"/>
-                <w:sz w:val="19"/>
-              </w:rPr>
-              <w:t>P_{\text{avg}} = V_{\text{rms}} I_{\text{rms}} \cos\phi, \quad \cos\phi = \frac{R}{Z} = \frac{R}{\sqrt{R^2 + (X_L - X_C)^2}}, \quad I_{\text{wattless}} = I_{\text{rms}} \sin\phi</w:t>
+              <w:t>I_{\text{rms}} = \frac{I_0}{\sqrt{2}}, \quad X_L = 2\pi f L, \quad X_C = \frac{1}{2\pi f C}, \quad P_{\text{avg, pure L/C}} = 0</w:t>
             </w:r>
           </w:p>
         </w:tc>
@@ -1049,7 +517,7 @@
           <w:color w:val="2B6CB0"/>
           <w:sz w:val="24"/>
         </w:rPr>
-        <w:t>3.1 Series LCR Circuit &amp; Impedance (High Yield — 11 PYQs)</w:t>
+        <w:t>3.1 Series LCR Resonance, Power Factor &amp; Transformers (Very High Yield — 17 PYQs)</w:t>
       </w:r>
     </w:p>
     <w:p>
@@ -1064,7 +532,7 @@
         <w:rPr>
           <w:sz w:val="20"/>
         </w:rPr>
-        <w:t>Series LCR impedance Z = √(R^2 + (X_L - X_C)^2). Circuit current I = (V / Z). Phase angle tanϕ = (X_L - X_C / R). Net voltage phasor V_(total) = √(V_R^2 + (V_L - V_C)^2).</w:t>
+        <w:t>Series LCR impedance Z = √(R^2 + (X_L - X_C)^2). At resonance (X_L = X_C): Z = R (minimum), current is maximum, resonant frequency ω_0 = \frac1√(LC), and power factor cosϕ = 1. Power dissipated: P = V_(rms) I_(rms) cosϕ. Ideal transformer: (V_s / V_p) = (N_s / N_p) = (I_p / I_s).</w:t>
       </w:r>
     </w:p>
     <w:tbl>
@@ -1102,7 +570,7 @@
                 <w:color w:val="2D3748"/>
                 <w:sz w:val="19"/>
               </w:rPr>
-              <w:t>Voltages across series AC elements do NOT add algebraically: V_(total) ≠ V_R + V_L + V_C! Always use phasor vector addition: V_(total) = √(V_R^2 + (V_L - V_C)^2).</w:t>
+              <w:t>Voltages across L and C in a resonant circuit can individually exceed the applied source voltage because V_L and V_C are 180° out of phase and cancel out!</w:t>
             </w:r>
           </w:p>
         </w:tc>
@@ -1143,7 +611,7 @@
                 <w:color w:val="2D3748"/>
                 <w:sz w:val="19"/>
               </w:rPr>
-              <w:t>If X_L &gt; X_C, circuit is inductive (voltage leads current by ϕ). If X_C &gt; X_L, circuit is capacitive (current leads voltage by ϕ).</w:t>
+              <w:t>Step-up transformer increases voltage but decreases current (I_s &lt; I_p) in accordance with energy conservation (V_p I_p = V_s I_s).</w:t>
             </w:r>
           </w:p>
         </w:tc>
@@ -1160,6 +628,33 @@
           <w:sz w:val="19"/>
         </w:rPr>
         <w:t>Source PYQs testing this concept:</w:t>
+      </w:r>
+    </w:p>
+    <w:p>
+      <w:pPr>
+        <w:pStyle w:val="ListBullet"/>
+        <w:spacing w:after="40"/>
+      </w:pPr>
+      <w:r>
+        <w:rPr>
+          <w:b/>
+          <w:sz w:val="18"/>
+        </w:rPr>
+        <w:t xml:space="preserve">[2026 Shift] Q#1 (MCQ): </w:t>
+      </w:r>
+      <w:r>
+        <w:rPr>
+          <w:sz w:val="18"/>
+        </w:rPr>
+        <w:t xml:space="preserve">"A small town with a demand of 900kW of electric power at 220V is situated 20km away from an electric power genera..."  </w:t>
+      </w:r>
+      <w:r>
+        <w:rPr>
+          <w:b/>
+          <w:color w:val="2B6CB0"/>
+          <w:sz w:val="18"/>
+        </w:rPr>
+        <w:t>[Ans: N/A]</w:t>
       </w:r>
     </w:p>
     <w:p>
@@ -1218,33 +713,6 @@
     </w:p>
     <w:p>
       <w:pPr>
-        <w:pStyle w:val="ListBullet"/>
-        <w:spacing w:after="40"/>
-      </w:pPr>
-      <w:r>
-        <w:rPr>
-          <w:b/>
-          <w:sz w:val="18"/>
-        </w:rPr>
-        <w:t xml:space="preserve">[2024 Shift] Q#3 (MCQ): </w:t>
-      </w:r>
-      <w:r>
-        <w:rPr>
-          <w:sz w:val="18"/>
-        </w:rPr>
-        <w:t xml:space="preserve">"Which of the following combinations should be selected for better tuning of an L-C-R circuit used for communication?..."  </w:t>
-      </w:r>
-      <w:r>
-        <w:rPr>
-          <w:b/>
-          <w:color w:val="2B6CB0"/>
-          <w:sz w:val="18"/>
-        </w:rPr>
-        <w:t>[Ans: N/A]</w:t>
-      </w:r>
-    </w:p>
-    <w:p>
-      <w:pPr>
         <w:spacing w:after="120"/>
       </w:pPr>
     </w:p>
@@ -1257,7 +725,7 @@
           <w:color w:val="2B6CB0"/>
           <w:sz w:val="24"/>
         </w:rPr>
-        <w:t>3.2 AC Fundamentals: Peak, RMS &amp; Phase (High Yield — 9 PYQs)</w:t>
+        <w:t>3.2 Peak, RMS Values &amp; AC Through R, L, C (Very High Yield — 15 PYQs)</w:t>
       </w:r>
     </w:p>
     <w:p>
@@ -1272,7 +740,7 @@
         <w:rPr>
           <w:sz w:val="20"/>
         </w:rPr>
-        <w:t>Sinusoidal AC quantities: I_(rms) = \fracI_0√(2) ≈ 0.707 I_0, V_(rms) = \fracV_0√(2). Average current over full cycle is 0; average over half cycle is I_(avg, half) = (2I_0 / π) ≈ 0.637 I_0.</w:t>
+        <w:t>AC relations: I_(rms) = \fracI_0√(2) ≈ 0.707 I_0, V_(rms) = \fracV_0√(2). Inductive reactance X_L = ω L = 2π f L (current lags voltage by 90°). Capacitive reactance X_C = (1 / ω C) = (1 / 2π f C) (current leads voltage by 90°). For pure L or C, average power consumed over a cycle is strictly ZERO.</w:t>
       </w:r>
     </w:p>
     <w:tbl>
@@ -1310,7 +778,7 @@
                 <w:color w:val="2D3748"/>
                 <w:sz w:val="19"/>
               </w:rPr>
-              <w:t>AC voltmeters and ammeters measure RMS values, not peak values! When JEE specifies '220 V AC', it always denotes V_(rms) (peak voltage is V_0 = 220√(2) ≈ 311 V).</w:t>
+              <w:t>Household AC supply specification 220 V is the RMS voltage; peak voltage is V_0 = 220√(2) ≈ 311 V!</w:t>
             </w:r>
           </w:p>
         </w:tc>
@@ -1351,7 +819,7 @@
                 <w:color w:val="2D3748"/>
                 <w:sz w:val="19"/>
               </w:rPr>
-              <w:t>Instantaneous power p(t) = v(t)i(t) fluctuates at double frequency (2ω) about average power P_(avg) = V_(rms)I_(rms)cosϕ.</w:t>
+              <w:t>In a DC circuit (f = 0): X_L = 0 (inductor acts as short circuit / straight wire) and X_C = ∞ (capacitor acts as open circuit / blocks DC).</w:t>
             </w:r>
           </w:p>
         </w:tc>
@@ -1441,784 +909,6 @@
           <w:sz w:val="18"/>
         </w:rPr>
         <w:t xml:space="preserve">"A sinusoidal voltage produced by an AC generator at any instant t is given by an equation V=311sin314 t. The rms value of voltage and freq..."  </w:t>
-      </w:r>
-      <w:r>
-        <w:rPr>
-          <w:b/>
-          <w:color w:val="2B6CB0"/>
-          <w:sz w:val="18"/>
-        </w:rPr>
-        <w:t>[Ans: N/A]</w:t>
-      </w:r>
-    </w:p>
-    <w:p>
-      <w:pPr>
-        <w:spacing w:after="120"/>
-      </w:pPr>
-    </w:p>
-    <w:p>
-      <w:pPr>
-        <w:pStyle w:val="Heading2"/>
-      </w:pPr>
-      <w:r>
-        <w:rPr>
-          <w:color w:val="2B6CB0"/>
-          <w:sz w:val="24"/>
-        </w:rPr>
-        <w:t>3.3 Resonance, Q-Factor &amp; Bandwidth (Moderate Yield — 6 PYQs)</w:t>
-      </w:r>
-    </w:p>
-    <w:p>
-      <w:r>
-        <w:rPr>
-          <w:b/>
-          <w:sz w:val="20"/>
-        </w:rPr>
-        <w:t xml:space="preserve">Core Principle: </w:t>
-      </w:r>
-      <w:r>
-        <w:rPr>
-          <w:sz w:val="20"/>
-        </w:rPr>
-        <w:t>At resonance: X_L = X_C, resonant frequency ω_0 = \frac1√(LC) (f_0 = \frac12π√(LC)). Minimum impedance Z_(\min) = R, maximum current I_(\max) = (V / R). Quality factor Q = (ω_0 L / R) = (1 / ω_0 C R) = (1 / R)√((L / C)) = (ω_0 / Δω).</w:t>
-      </w:r>
-    </w:p>
-    <w:tbl>
-      <w:tblPr>
-        <w:tblW w:type="auto" w:w="0"/>
-        <w:jc w:val="center"/>
-        <w:tblLook w:firstColumn="1" w:firstRow="1" w:lastColumn="0" w:lastRow="0" w:noHBand="0" w:noVBand="1" w:val="04A0"/>
-      </w:tblPr>
-      <w:tblGrid>
-        <w:gridCol w:w="10080"/>
-      </w:tblGrid>
-      <w:tr>
-        <w:tc>
-          <w:tcPr>
-            <w:tcW w:type="dxa" w:w="10080"/>
-            <w:shd w:fill="FFF5F5"/>
-            <w:tcMar>
-              <w:top w:w="100" w:type="dxa"/>
-              <w:bottom w:w="100" w:type="dxa"/>
-              <w:left w:w="150" w:type="dxa"/>
-              <w:right w:w="150" w:type="dxa"/>
-            </w:tcMar>
-          </w:tcPr>
-          <w:p>
-            <w:r>
-              <w:rPr>
-                <w:b/>
-                <w:color w:val="C53030"/>
-                <w:sz w:val="19"/>
-              </w:rPr>
-              <w:t xml:space="preserve">⚠️ Common Trap / JEE Pitfall: </w:t>
-            </w:r>
-            <w:r>
-              <w:rPr>
-                <w:color w:val="2D3748"/>
-                <w:sz w:val="19"/>
-              </w:rPr>
-              <w:t>At resonance, V_L and V_C are NOT zero! In fact, V_L = V_C = Q · V_(supply), which can be substantially higher than supply voltage (voltage magnification)!</w:t>
-            </w:r>
-          </w:p>
-        </w:tc>
-      </w:tr>
-    </w:tbl>
-    <w:tbl>
-      <w:tblPr>
-        <w:tblW w:type="auto" w:w="0"/>
-        <w:jc w:val="center"/>
-        <w:tblLook w:firstColumn="1" w:firstRow="1" w:lastColumn="0" w:lastRow="0" w:noHBand="0" w:noVBand="1" w:val="04A0"/>
-      </w:tblPr>
-      <w:tblGrid>
-        <w:gridCol w:w="10080"/>
-      </w:tblGrid>
-      <w:tr>
-        <w:tc>
-          <w:tcPr>
-            <w:tcW w:type="dxa" w:w="10080"/>
-            <w:shd w:fill="F0FFF4"/>
-            <w:tcMar>
-              <w:top w:w="100" w:type="dxa"/>
-              <w:bottom w:w="100" w:type="dxa"/>
-              <w:left w:w="150" w:type="dxa"/>
-              <w:right w:w="150" w:type="dxa"/>
-            </w:tcMar>
-          </w:tcPr>
-          <w:p>
-            <w:r>
-              <w:rPr>
-                <w:b/>
-                <w:color w:val="276749"/>
-                <w:sz w:val="19"/>
-              </w:rPr>
-              <w:t xml:space="preserve">💡 Speed Hack / Trick: </w:t>
-            </w:r>
-            <w:r>
-              <w:rPr>
-                <w:color w:val="2D3748"/>
-                <w:sz w:val="19"/>
-              </w:rPr>
-              <w:t>Resonance bandwidth Δω = (R / L). To sharpen resonance (higher Q), decrease resistance R or increase the (L / C) ratio.</w:t>
-            </w:r>
-          </w:p>
-        </w:tc>
-      </w:tr>
-    </w:tbl>
-    <w:p>
-      <w:pPr>
-        <w:spacing w:before="120" w:after="40"/>
-      </w:pPr>
-      <w:r>
-        <w:rPr>
-          <w:b/>
-          <w:color w:val="1A365D"/>
-          <w:sz w:val="19"/>
-        </w:rPr>
-        <w:t>Source PYQs testing this concept:</w:t>
-      </w:r>
-    </w:p>
-    <w:p>
-      <w:pPr>
-        <w:pStyle w:val="ListBullet"/>
-        <w:spacing w:after="40"/>
-      </w:pPr>
-      <w:r>
-        <w:rPr>
-          <w:b/>
-          <w:sz w:val="18"/>
-        </w:rPr>
-        <w:t xml:space="preserve">[2024 Shift] Q#3 (MCQ): </w:t>
-      </w:r>
-      <w:r>
-        <w:rPr>
-          <w:sz w:val="18"/>
-        </w:rPr>
-        <w:t xml:space="preserve">"Which of the following combinations should be selected for better tuning of an L-C-R circuit used for communication?..."  </w:t>
-      </w:r>
-      <w:r>
-        <w:rPr>
-          <w:b/>
-          <w:color w:val="2B6CB0"/>
-          <w:sz w:val="18"/>
-        </w:rPr>
-        <w:t>[Ans: N/A]</w:t>
-      </w:r>
-    </w:p>
-    <w:p>
-      <w:pPr>
-        <w:pStyle w:val="ListBullet"/>
-        <w:spacing w:after="40"/>
-      </w:pPr>
-      <w:r>
-        <w:rPr>
-          <w:b/>
-          <w:sz w:val="18"/>
-        </w:rPr>
-        <w:t xml:space="preserve">[2024 Shift] Q#4 (MCQ): </w:t>
-      </w:r>
-      <w:r>
-        <w:rPr>
-          <w:sz w:val="18"/>
-        </w:rPr>
-        <w:t xml:space="preserve">"In an L-C-R series circuit, the value of only capacitance C is varied. The resulting variation of resonance frequency f_(0) as a funct..."  </w:t>
-      </w:r>
-      <w:r>
-        <w:rPr>
-          <w:b/>
-          <w:color w:val="2B6CB0"/>
-          <w:sz w:val="18"/>
-        </w:rPr>
-        <w:t>[Ans: C]</w:t>
-      </w:r>
-    </w:p>
-    <w:p>
-      <w:pPr>
-        <w:pStyle w:val="ListBullet"/>
-        <w:spacing w:after="40"/>
-      </w:pPr>
-      <w:r>
-        <w:rPr>
-          <w:b/>
-          <w:sz w:val="18"/>
-        </w:rPr>
-        <w:t xml:space="preserve">[2023 Shift] Q#2 (MCQ): </w:t>
-      </w:r>
-      <w:r>
-        <w:rPr>
-          <w:sz w:val="18"/>
-        </w:rPr>
-        <w:t xml:space="preserve">"Total impedance of a series L - C - R circuit varies with angular frequency of the AC source connected to it as shown in the graph. ..."  </w:t>
-      </w:r>
-      <w:r>
-        <w:rPr>
-          <w:b/>
-          <w:color w:val="2B6CB0"/>
-          <w:sz w:val="18"/>
-        </w:rPr>
-        <w:t>[Ans: N/A]</w:t>
-      </w:r>
-    </w:p>
-    <w:p>
-      <w:pPr>
-        <w:spacing w:after="120"/>
-      </w:pPr>
-    </w:p>
-    <w:p>
-      <w:pPr>
-        <w:pStyle w:val="Heading2"/>
-      </w:pPr>
-      <w:r>
-        <w:rPr>
-          <w:color w:val="2B6CB0"/>
-          <w:sz w:val="24"/>
-        </w:rPr>
-        <w:t>3.4 Reactance: Inductive &amp; Capacitive (Moderate Yield — 5 PYQs)</w:t>
-      </w:r>
-    </w:p>
-    <w:p>
-      <w:r>
-        <w:rPr>
-          <w:b/>
-          <w:sz w:val="20"/>
-        </w:rPr>
-        <w:t xml:space="preserve">Core Principle: </w:t>
-      </w:r>
-      <w:r>
-        <w:rPr>
-          <w:sz w:val="20"/>
-        </w:rPr>
-        <w:t>Pure Inductor: Voltage leads current by 90° ((π / 2)), inductive reactance X_L = ω L = 2π f L. Pure Capacitor: Current leads voltage by 90°, capacitive reactance X_C = (1 / ω C) = (1 / 2π f C).</w:t>
-      </w:r>
-    </w:p>
-    <w:tbl>
-      <w:tblPr>
-        <w:tblW w:type="auto" w:w="0"/>
-        <w:jc w:val="center"/>
-        <w:tblLook w:firstColumn="1" w:firstRow="1" w:lastColumn="0" w:lastRow="0" w:noHBand="0" w:noVBand="1" w:val="04A0"/>
-      </w:tblPr>
-      <w:tblGrid>
-        <w:gridCol w:w="10080"/>
-      </w:tblGrid>
-      <w:tr>
-        <w:tc>
-          <w:tcPr>
-            <w:tcW w:type="dxa" w:w="10080"/>
-            <w:shd w:fill="FFF5F5"/>
-            <w:tcMar>
-              <w:top w:w="100" w:type="dxa"/>
-              <w:bottom w:w="100" w:type="dxa"/>
-              <w:left w:w="150" w:type="dxa"/>
-              <w:right w:w="150" w:type="dxa"/>
-            </w:tcMar>
-          </w:tcPr>
-          <w:p>
-            <w:r>
-              <w:rPr>
-                <w:b/>
-                <w:color w:val="C53030"/>
-                <w:sz w:val="19"/>
-              </w:rPr>
-              <w:t xml:space="preserve">⚠️ Common Trap / JEE Pitfall: </w:t>
-            </w:r>
-            <w:r>
-              <w:rPr>
-                <w:color w:val="2D3748"/>
-                <w:sz w:val="19"/>
-              </w:rPr>
-              <w:t>In direct current (DC, f = 0), an inductor offers zero reactance (X_L = 0, short circuit) while a capacitor offers infinite reactance (X_C \to ∞, blocking DC completely).</w:t>
-            </w:r>
-          </w:p>
-        </w:tc>
-      </w:tr>
-    </w:tbl>
-    <w:tbl>
-      <w:tblPr>
-        <w:tblW w:type="auto" w:w="0"/>
-        <w:jc w:val="center"/>
-        <w:tblLook w:firstColumn="1" w:firstRow="1" w:lastColumn="0" w:lastRow="0" w:noHBand="0" w:noVBand="1" w:val="04A0"/>
-      </w:tblPr>
-      <w:tblGrid>
-        <w:gridCol w:w="10080"/>
-      </w:tblGrid>
-      <w:tr>
-        <w:tc>
-          <w:tcPr>
-            <w:tcW w:type="dxa" w:w="10080"/>
-            <w:shd w:fill="F0FFF4"/>
-            <w:tcMar>
-              <w:top w:w="100" w:type="dxa"/>
-              <w:bottom w:w="100" w:type="dxa"/>
-              <w:left w:w="150" w:type="dxa"/>
-              <w:right w:w="150" w:type="dxa"/>
-            </w:tcMar>
-          </w:tcPr>
-          <w:p>
-            <w:r>
-              <w:rPr>
-                <w:b/>
-                <w:color w:val="276749"/>
-                <w:sz w:val="19"/>
-              </w:rPr>
-              <w:t xml:space="preserve">💡 Speed Hack / Trick: </w:t>
-            </w:r>
-            <w:r>
-              <w:rPr>
-                <w:color w:val="2D3748"/>
-                <w:sz w:val="19"/>
-              </w:rPr>
-              <w:t>Mnemonic 'CIVIL': In a Capacitor (C), Current (I) leads Voltage (V); in an Inductor (L), Voltage (V) leads Current (I).</w:t>
-            </w:r>
-          </w:p>
-        </w:tc>
-      </w:tr>
-    </w:tbl>
-    <w:p>
-      <w:pPr>
-        <w:spacing w:before="120" w:after="40"/>
-      </w:pPr>
-      <w:r>
-        <w:rPr>
-          <w:b/>
-          <w:color w:val="1A365D"/>
-          <w:sz w:val="19"/>
-        </w:rPr>
-        <w:t>Source PYQs testing this concept:</w:t>
-      </w:r>
-    </w:p>
-    <w:p>
-      <w:pPr>
-        <w:pStyle w:val="ListBullet"/>
-        <w:spacing w:after="40"/>
-      </w:pPr>
-      <w:r>
-        <w:rPr>
-          <w:b/>
-          <w:sz w:val="18"/>
-        </w:rPr>
-        <w:t xml:space="preserve">[2025 Shift] Q#4 (MCQ): </w:t>
-      </w:r>
-      <w:r>
-        <w:rPr>
-          <w:sz w:val="18"/>
-        </w:rPr>
-        <w:t xml:space="preserve">"In domestic electric mains supply, the voltage and the current are..."  </w:t>
-      </w:r>
-      <w:r>
-        <w:rPr>
-          <w:b/>
-          <w:color w:val="2B6CB0"/>
-          <w:sz w:val="18"/>
-        </w:rPr>
-        <w:t>[Ans: N/A]</w:t>
-      </w:r>
-    </w:p>
-    <w:p>
-      <w:pPr>
-        <w:pStyle w:val="ListBullet"/>
-        <w:spacing w:after="40"/>
-      </w:pPr>
-      <w:r>
-        <w:rPr>
-          <w:b/>
-          <w:sz w:val="18"/>
-        </w:rPr>
-        <w:t xml:space="preserve">[2022 Shift] Q#1 (MCQ): </w:t>
-      </w:r>
-      <w:r>
-        <w:rPr>
-          <w:sz w:val="18"/>
-        </w:rPr>
-        <w:t xml:space="preserve">"In a series LCR circuit, R=300Ω,L=0.9H,C=2.0μ F and ω=1000rad/s , then impedance of the circuit is..."  </w:t>
-      </w:r>
-      <w:r>
-        <w:rPr>
-          <w:b/>
-          <w:color w:val="2B6CB0"/>
-          <w:sz w:val="18"/>
-        </w:rPr>
-        <w:t>[Ans: N/A]</w:t>
-      </w:r>
-    </w:p>
-    <w:p>
-      <w:pPr>
-        <w:pStyle w:val="ListBullet"/>
-        <w:spacing w:after="40"/>
-      </w:pPr>
-      <w:r>
-        <w:rPr>
-          <w:b/>
-          <w:sz w:val="18"/>
-        </w:rPr>
-        <w:t xml:space="preserve">[2020 Shift] Q#1 (MCQ): </w:t>
-      </w:r>
-      <w:r>
-        <w:rPr>
-          <w:sz w:val="18"/>
-        </w:rPr>
-        <w:t xml:space="preserve">"The power factor of R-L circuit is \frac1√(3) . If the inductive reactance is 2Ω . The value of resistance is..."  </w:t>
-      </w:r>
-      <w:r>
-        <w:rPr>
-          <w:b/>
-          <w:color w:val="2B6CB0"/>
-          <w:sz w:val="18"/>
-        </w:rPr>
-        <w:t>[Ans: N/A]</w:t>
-      </w:r>
-    </w:p>
-    <w:p>
-      <w:pPr>
-        <w:spacing w:after="120"/>
-      </w:pPr>
-    </w:p>
-    <w:p>
-      <w:pPr>
-        <w:pStyle w:val="Heading2"/>
-      </w:pPr>
-      <w:r>
-        <w:rPr>
-          <w:color w:val="2B6CB0"/>
-          <w:sz w:val="24"/>
-        </w:rPr>
-        <w:t>3.5 LC Oscillations &amp; Transformers (Moderate Yield — 4 PYQs)</w:t>
-      </w:r>
-    </w:p>
-    <w:p>
-      <w:r>
-        <w:rPr>
-          <w:b/>
-          <w:sz w:val="20"/>
-        </w:rPr>
-        <w:t xml:space="preserve">Core Principle: </w:t>
-      </w:r>
-      <w:r>
-        <w:rPr>
-          <w:sz w:val="20"/>
-        </w:rPr>
-        <w:t>Ideal transformer equations: (V_s / V_p) = (N_s / N_p) = (I_p / I_s). Efficiency η = \fracP_(out)P_(in) = (V_s I_s / V_p I_p). LC tank oscillations: charge q(t) = q_0 cos(ω_0 t) with total energy conserved U = (q^2 / 2C) + (1 / 2) L I^2.</w:t>
-      </w:r>
-    </w:p>
-    <w:tbl>
-      <w:tblPr>
-        <w:tblW w:type="auto" w:w="0"/>
-        <w:jc w:val="center"/>
-        <w:tblLook w:firstColumn="1" w:firstRow="1" w:lastColumn="0" w:lastRow="0" w:noHBand="0" w:noVBand="1" w:val="04A0"/>
-      </w:tblPr>
-      <w:tblGrid>
-        <w:gridCol w:w="10080"/>
-      </w:tblGrid>
-      <w:tr>
-        <w:tc>
-          <w:tcPr>
-            <w:tcW w:type="dxa" w:w="10080"/>
-            <w:shd w:fill="FFF5F5"/>
-            <w:tcMar>
-              <w:top w:w="100" w:type="dxa"/>
-              <w:bottom w:w="100" w:type="dxa"/>
-              <w:left w:w="150" w:type="dxa"/>
-              <w:right w:w="150" w:type="dxa"/>
-            </w:tcMar>
-          </w:tcPr>
-          <w:p>
-            <w:r>
-              <w:rPr>
-                <w:b/>
-                <w:color w:val="C53030"/>
-                <w:sz w:val="19"/>
-              </w:rPr>
-              <w:t xml:space="preserve">⚠️ Common Trap / JEE Pitfall: </w:t>
-            </w:r>
-            <w:r>
-              <w:rPr>
-                <w:color w:val="2D3748"/>
-                <w:sz w:val="19"/>
-              </w:rPr>
-              <w:t>Transformers operate exclusively on AC; in DC, primary flux is static ((dΦ / dt) = 0), producing zero secondary voltage and potentially burning the primary coil!</w:t>
-            </w:r>
-          </w:p>
-        </w:tc>
-      </w:tr>
-    </w:tbl>
-    <w:tbl>
-      <w:tblPr>
-        <w:tblW w:type="auto" w:w="0"/>
-        <w:jc w:val="center"/>
-        <w:tblLook w:firstColumn="1" w:firstRow="1" w:lastColumn="0" w:lastRow="0" w:noHBand="0" w:noVBand="1" w:val="04A0"/>
-      </w:tblPr>
-      <w:tblGrid>
-        <w:gridCol w:w="10080"/>
-      </w:tblGrid>
-      <w:tr>
-        <w:tc>
-          <w:tcPr>
-            <w:tcW w:type="dxa" w:w="10080"/>
-            <w:shd w:fill="F0FFF4"/>
-            <w:tcMar>
-              <w:top w:w="100" w:type="dxa"/>
-              <w:bottom w:w="100" w:type="dxa"/>
-              <w:left w:w="150" w:type="dxa"/>
-              <w:right w:w="150" w:type="dxa"/>
-            </w:tcMar>
-          </w:tcPr>
-          <w:p>
-            <w:r>
-              <w:rPr>
-                <w:b/>
-                <w:color w:val="276749"/>
-                <w:sz w:val="19"/>
-              </w:rPr>
-              <w:t xml:space="preserve">💡 Speed Hack / Trick: </w:t>
-            </w:r>
-            <w:r>
-              <w:rPr>
-                <w:color w:val="2D3748"/>
-                <w:sz w:val="19"/>
-              </w:rPr>
-              <w:t>In step-up transformers (N_s &gt; N_p), voltage increases but current decreases, keeping total power V I conserved under ideal conditions.</w:t>
-            </w:r>
-          </w:p>
-        </w:tc>
-      </w:tr>
-    </w:tbl>
-    <w:p>
-      <w:pPr>
-        <w:spacing w:before="120" w:after="40"/>
-      </w:pPr>
-      <w:r>
-        <w:rPr>
-          <w:b/>
-          <w:color w:val="1A365D"/>
-          <w:sz w:val="19"/>
-        </w:rPr>
-        <w:t>Source PYQs testing this concept:</w:t>
-      </w:r>
-    </w:p>
-    <w:p>
-      <w:pPr>
-        <w:pStyle w:val="ListBullet"/>
-        <w:spacing w:after="40"/>
-      </w:pPr>
-      <w:r>
-        <w:rPr>
-          <w:b/>
-          <w:sz w:val="18"/>
-        </w:rPr>
-        <w:t xml:space="preserve">[2026 Shift] Q#1 (MCQ): </w:t>
-      </w:r>
-      <w:r>
-        <w:rPr>
-          <w:sz w:val="18"/>
-        </w:rPr>
-        <w:t xml:space="preserve">"A small town with a demand of 900kW of electric power at 220V is situated 20km away from an electric power genera..."  </w:t>
-      </w:r>
-      <w:r>
-        <w:rPr>
-          <w:b/>
-          <w:color w:val="2B6CB0"/>
-          <w:sz w:val="18"/>
-        </w:rPr>
-        <w:t>[Ans: N/A]</w:t>
-      </w:r>
-    </w:p>
-    <w:p>
-      <w:pPr>
-        <w:pStyle w:val="ListBullet"/>
-        <w:spacing w:after="40"/>
-      </w:pPr>
-      <w:r>
-        <w:rPr>
-          <w:b/>
-          <w:sz w:val="18"/>
-        </w:rPr>
-        <w:t xml:space="preserve">[2023 Shift] Q#4 (MCQ): </w:t>
-      </w:r>
-      <w:r>
-        <w:rPr>
-          <w:sz w:val="18"/>
-        </w:rPr>
-        <w:t xml:space="preserve">"An ideal transformer has a turns ratio of 10. When the primary is connected to 220V,50Hz as source, the power output is..."  </w:t>
-      </w:r>
-      <w:r>
-        <w:rPr>
-          <w:b/>
-          <w:color w:val="2B6CB0"/>
-          <w:sz w:val="18"/>
-        </w:rPr>
-        <w:t>[Ans: N/A]</w:t>
-      </w:r>
-    </w:p>
-    <w:p>
-      <w:pPr>
-        <w:pStyle w:val="ListBullet"/>
-        <w:spacing w:after="40"/>
-      </w:pPr>
-      <w:r>
-        <w:rPr>
-          <w:b/>
-          <w:sz w:val="18"/>
-        </w:rPr>
-        <w:t xml:space="preserve">[2021 Shift] Q#2 (MCQ): </w:t>
-      </w:r>
-      <w:r>
-        <w:rPr>
-          <w:sz w:val="18"/>
-        </w:rPr>
-        <w:t xml:space="preserve">"LC-oscillations are similar and analogous to the mechanical oscillations of a block attached to a spring. The electrical equivalent of the f..."  </w:t>
-      </w:r>
-      <w:r>
-        <w:rPr>
-          <w:b/>
-          <w:color w:val="2B6CB0"/>
-          <w:sz w:val="18"/>
-        </w:rPr>
-        <w:t>[Ans: N/A]</w:t>
-      </w:r>
-    </w:p>
-    <w:p>
-      <w:pPr>
-        <w:spacing w:after="120"/>
-      </w:pPr>
-    </w:p>
-    <w:p>
-      <w:pPr>
-        <w:pStyle w:val="Heading2"/>
-      </w:pPr>
-      <w:r>
-        <w:rPr>
-          <w:color w:val="2B6CB0"/>
-          <w:sz w:val="24"/>
-        </w:rPr>
-        <w:t>3.6 Power in AC Circuits &amp; Power Factor (Standard Yield — 1 PYQs)</w:t>
-      </w:r>
-    </w:p>
-    <w:p>
-      <w:r>
-        <w:rPr>
-          <w:b/>
-          <w:sz w:val="20"/>
-        </w:rPr>
-        <w:t xml:space="preserve">Core Principle: </w:t>
-      </w:r>
-      <w:r>
-        <w:rPr>
-          <w:sz w:val="20"/>
-        </w:rPr>
-        <w:t>Average power dissipated P_(avg) = V_(rms) I_(rms) cosϕ. Power factor cosϕ = (R / Z) = \fracR√(R^2 + (X_L - X_C)^2). Wattless current component I_(wattless) = I_(rms) sinϕ.</w:t>
-      </w:r>
-    </w:p>
-    <w:tbl>
-      <w:tblPr>
-        <w:tblW w:type="auto" w:w="0"/>
-        <w:jc w:val="center"/>
-        <w:tblLook w:firstColumn="1" w:firstRow="1" w:lastColumn="0" w:lastRow="0" w:noHBand="0" w:noVBand="1" w:val="04A0"/>
-      </w:tblPr>
-      <w:tblGrid>
-        <w:gridCol w:w="10080"/>
-      </w:tblGrid>
-      <w:tr>
-        <w:tc>
-          <w:tcPr>
-            <w:tcW w:type="dxa" w:w="10080"/>
-            <w:shd w:fill="FFF5F5"/>
-            <w:tcMar>
-              <w:top w:w="100" w:type="dxa"/>
-              <w:bottom w:w="100" w:type="dxa"/>
-              <w:left w:w="150" w:type="dxa"/>
-              <w:right w:w="150" w:type="dxa"/>
-            </w:tcMar>
-          </w:tcPr>
-          <w:p>
-            <w:r>
-              <w:rPr>
-                <w:b/>
-                <w:color w:val="C53030"/>
-                <w:sz w:val="19"/>
-              </w:rPr>
-              <w:t xml:space="preserve">⚠️ Common Trap / JEE Pitfall: </w:t>
-            </w:r>
-            <w:r>
-              <w:rPr>
-                <w:color w:val="2D3748"/>
-                <w:sz w:val="19"/>
-              </w:rPr>
-              <w:t>Power factor is cosϕ = (R / Z), NOT tanϕ or (R / X)! For pure L or pure C, ϕ = 90° \implies cosϕ = 0, so average power dissipation is strictly zero.</w:t>
-            </w:r>
-          </w:p>
-        </w:tc>
-      </w:tr>
-    </w:tbl>
-    <w:tbl>
-      <w:tblPr>
-        <w:tblW w:type="auto" w:w="0"/>
-        <w:jc w:val="center"/>
-        <w:tblLook w:firstColumn="1" w:firstRow="1" w:lastColumn="0" w:lastRow="0" w:noHBand="0" w:noVBand="1" w:val="04A0"/>
-      </w:tblPr>
-      <w:tblGrid>
-        <w:gridCol w:w="10080"/>
-      </w:tblGrid>
-      <w:tr>
-        <w:tc>
-          <w:tcPr>
-            <w:tcW w:type="dxa" w:w="10080"/>
-            <w:shd w:fill="F0FFF4"/>
-            <w:tcMar>
-              <w:top w:w="100" w:type="dxa"/>
-              <w:bottom w:w="100" w:type="dxa"/>
-              <w:left w:w="150" w:type="dxa"/>
-              <w:right w:w="150" w:type="dxa"/>
-            </w:tcMar>
-          </w:tcPr>
-          <w:p>
-            <w:r>
-              <w:rPr>
-                <w:b/>
-                <w:color w:val="276749"/>
-                <w:sz w:val="19"/>
-              </w:rPr>
-              <w:t xml:space="preserve">💡 Speed Hack / Trick: </w:t>
-            </w:r>
-            <w:r>
-              <w:rPr>
-                <w:color w:val="2D3748"/>
-                <w:sz w:val="19"/>
-              </w:rPr>
-              <w:t>Apparent power S = V_(rms)I_(rms) (in VA). True power P = S cosϕ (in W). Reactive power Q = S sinϕ (in VAR).</w:t>
-            </w:r>
-          </w:p>
-        </w:tc>
-      </w:tr>
-    </w:tbl>
-    <w:p>
-      <w:pPr>
-        <w:spacing w:before="120" w:after="40"/>
-      </w:pPr>
-      <w:r>
-        <w:rPr>
-          <w:b/>
-          <w:color w:val="1A365D"/>
-          <w:sz w:val="19"/>
-        </w:rPr>
-        <w:t>Source PYQs testing this concept:</w:t>
-      </w:r>
-    </w:p>
-    <w:p>
-      <w:pPr>
-        <w:pStyle w:val="ListBullet"/>
-        <w:spacing w:after="40"/>
-      </w:pPr>
-      <w:r>
-        <w:rPr>
-          <w:b/>
-          <w:sz w:val="18"/>
-        </w:rPr>
-        <w:t xml:space="preserve">[2019 Shift] Q#1 (MCQ): </w:t>
-      </w:r>
-      <w:r>
-        <w:rPr>
-          <w:sz w:val="18"/>
-        </w:rPr>
-        <w:t xml:space="preserve">"An inductor of inductance L and resistor R are joined together in series and connected by a source of frequency ω . The power dis..."  </w:t>
       </w:r>
       <w:r>
         <w:rPr>
@@ -2478,369 +1168,6 @@
               <w:t>Solution Analysis:</w:t>
               <w:br/>
               <w:t>For a light bulb, the given power rating is P=100W and the AC voltage given is the rms voltage, V_(rms)=220V For a bulb, which behaves like a resistor, the power is P=V_(rms)I_(rms) So, I_(rms)=\fracPV_(rms) Substitute the values: I_(rms)=(100 / 220) I_(rms)=0.454A So, the rms current through the bulb is 0.454A Correct option: Option A.</w:t>
-            </w:r>
-          </w:p>
-        </w:tc>
-      </w:tr>
-    </w:tbl>
-    <w:p>
-      <w:pPr>
-        <w:spacing w:after="120"/>
-      </w:pPr>
-    </w:p>
-    <w:p>
-      <w:pPr>
-        <w:spacing w:before="160" w:after="40"/>
-      </w:pPr>
-      <w:r>
-        <w:rPr>
-          <w:b/>
-          <w:color w:val="1A365D"/>
-          <w:sz w:val="22"/>
-        </w:rPr>
-        <w:t>Benchmark Problem 3: KCET 2025 (Q#2)</w:t>
-      </w:r>
-    </w:p>
-    <w:p>
-      <w:pPr>
-        <w:spacing w:after="80"/>
-      </w:pPr>
-      <w:r>
-        <w:rPr>
-          <w:sz w:val="20"/>
-        </w:rPr>
-        <w:t>A series LCR circuit containing an AC source of 100 V has an inductor and a capacitor of reactances 24Ω and 16Ω respectively. If a resistance of 6Ω is connected in series, then the potential difference across the series combination of inductor and capacitor only is</w:t>
-      </w:r>
-    </w:p>
-    <w:p>
-      <w:pPr>
-        <w:pStyle w:val="ListBullet"/>
-        <w:spacing w:after="20"/>
-      </w:pPr>
-      <w:r>
-        <w:rPr>
-          <w:sz w:val="19"/>
-        </w:rPr>
-        <w:t>(A) 80 V</w:t>
-      </w:r>
-    </w:p>
-    <w:p>
-      <w:pPr>
-        <w:pStyle w:val="ListBullet"/>
-        <w:spacing w:after="20"/>
-      </w:pPr>
-      <w:r>
-        <w:rPr>
-          <w:sz w:val="19"/>
-        </w:rPr>
-        <w:t>(B) 400 V</w:t>
-      </w:r>
-    </w:p>
-    <w:p>
-      <w:pPr>
-        <w:pStyle w:val="ListBullet"/>
-        <w:spacing w:after="20"/>
-      </w:pPr>
-      <w:r>
-        <w:rPr>
-          <w:sz w:val="19"/>
-        </w:rPr>
-        <w:t>(C) 8 V</w:t>
-      </w:r>
-    </w:p>
-    <w:p>
-      <w:pPr>
-        <w:pStyle w:val="ListBullet"/>
-        <w:spacing w:after="20"/>
-      </w:pPr>
-      <w:r>
-        <w:rPr>
-          <w:sz w:val="19"/>
-        </w:rPr>
-        <w:t>(D) 40 V</w:t>
-      </w:r>
-    </w:p>
-    <w:tbl>
-      <w:tblPr>
-        <w:tblW w:type="auto" w:w="0"/>
-        <w:jc w:val="center"/>
-        <w:tblLook w:firstColumn="1" w:firstRow="1" w:lastColumn="0" w:lastRow="0" w:noHBand="0" w:noVBand="1" w:val="04A0"/>
-      </w:tblPr>
-      <w:tblGrid>
-        <w:gridCol w:w="10080"/>
-      </w:tblGrid>
-      <w:tr>
-        <w:tc>
-          <w:tcPr>
-            <w:tcW w:type="dxa" w:w="10080"/>
-            <w:shd w:fill="F7FAFC"/>
-            <w:tcMar>
-              <w:top w:w="100" w:type="dxa"/>
-              <w:bottom w:w="100" w:type="dxa"/>
-              <w:left w:w="150" w:type="dxa"/>
-              <w:right w:w="150" w:type="dxa"/>
-            </w:tcMar>
-          </w:tcPr>
-          <w:p>
-            <w:r>
-              <w:rPr>
-                <w:b/>
-                <w:color w:val="1A365D"/>
-                <w:sz w:val="19"/>
-              </w:rPr>
-              <w:t>Correct Answer: None</w:t>
-              <w:br/>
-            </w:r>
-            <w:r>
-              <w:rPr>
-                <w:color w:val="2D3748"/>
-                <w:sz w:val="18"/>
-              </w:rPr>
-              <w:t>Solution Analysis:</w:t>
-              <w:br/>
-              <w:t>X_(C)=24Ω X_(L)=16Ω R=6Ω Z=√(R^2)+(X_(C)-X_(L))^2 =√(6^2)+8^2 =√(100)=10Ω i=(V / Z)=(100 / 10)=10A Net voltage across capacitor and inductor =i(X_(C)-X_(L)) =10(24-16) =10(8) =80V</w:t>
-            </w:r>
-          </w:p>
-        </w:tc>
-      </w:tr>
-    </w:tbl>
-    <w:p>
-      <w:pPr>
-        <w:spacing w:after="120"/>
-      </w:pPr>
-    </w:p>
-    <w:p>
-      <w:pPr>
-        <w:spacing w:before="160" w:after="40"/>
-      </w:pPr>
-      <w:r>
-        <w:rPr>
-          <w:b/>
-          <w:color w:val="1A365D"/>
-          <w:sz w:val="22"/>
-        </w:rPr>
-        <w:t>Benchmark Problem 4: KCET 2023 (Q#3)</w:t>
-      </w:r>
-    </w:p>
-    <w:p>
-      <w:pPr>
-        <w:spacing w:after="80"/>
-      </w:pPr>
-      <w:r>
-        <w:rPr>
-          <w:sz w:val="20"/>
-        </w:rPr>
-        <w:t>In series LCR circuit at resonance, the phase difference between voltage and current is</w:t>
-      </w:r>
-    </w:p>
-    <w:p>
-      <w:pPr>
-        <w:pStyle w:val="ListBullet"/>
-        <w:spacing w:after="20"/>
-      </w:pPr>
-      <w:r>
-        <w:rPr>
-          <w:sz w:val="19"/>
-        </w:rPr>
-        <w:t>(A) Zero</w:t>
-      </w:r>
-    </w:p>
-    <w:p>
-      <w:pPr>
-        <w:pStyle w:val="ListBullet"/>
-        <w:spacing w:after="20"/>
-      </w:pPr>
-      <w:r>
-        <w:rPr>
-          <w:sz w:val="19"/>
-        </w:rPr>
-        <w:t>(B) π</w:t>
-      </w:r>
-    </w:p>
-    <w:p>
-      <w:pPr>
-        <w:pStyle w:val="ListBullet"/>
-        <w:spacing w:after="20"/>
-      </w:pPr>
-      <w:r>
-        <w:rPr>
-          <w:sz w:val="19"/>
-        </w:rPr>
-        <w:t>(C) (π / 4)</w:t>
-      </w:r>
-    </w:p>
-    <w:p>
-      <w:pPr>
-        <w:pStyle w:val="ListBullet"/>
-        <w:spacing w:after="20"/>
-      </w:pPr>
-      <w:r>
-        <w:rPr>
-          <w:sz w:val="19"/>
-        </w:rPr>
-        <w:t>(D) (π / 2)</w:t>
-      </w:r>
-    </w:p>
-    <w:tbl>
-      <w:tblPr>
-        <w:tblW w:type="auto" w:w="0"/>
-        <w:jc w:val="center"/>
-        <w:tblLook w:firstColumn="1" w:firstRow="1" w:lastColumn="0" w:lastRow="0" w:noHBand="0" w:noVBand="1" w:val="04A0"/>
-      </w:tblPr>
-      <w:tblGrid>
-        <w:gridCol w:w="10080"/>
-      </w:tblGrid>
-      <w:tr>
-        <w:tc>
-          <w:tcPr>
-            <w:tcW w:type="dxa" w:w="10080"/>
-            <w:shd w:fill="F7FAFC"/>
-            <w:tcMar>
-              <w:top w:w="100" w:type="dxa"/>
-              <w:bottom w:w="100" w:type="dxa"/>
-              <w:left w:w="150" w:type="dxa"/>
-              <w:right w:w="150" w:type="dxa"/>
-            </w:tcMar>
-          </w:tcPr>
-          <w:p>
-            <w:r>
-              <w:rPr>
-                <w:b/>
-                <w:color w:val="1A365D"/>
-                <w:sz w:val="19"/>
-              </w:rPr>
-              <w:t>Correct Answer: None</w:t>
-              <w:br/>
-            </w:r>
-            <w:r>
-              <w:rPr>
-                <w:color w:val="2D3748"/>
-                <w:sz w:val="18"/>
-              </w:rPr>
-              <w:t>Solution Analysis:</w:t>
-              <w:br/>
-              <w:t>In L - C - R series resonance circuit, X_(L) =X_(C) ∴ tanϕ =\fracX_(L)-X_(C)R=(0 / R)=0 ⇒ ϕ =0°</w:t>
-            </w:r>
-          </w:p>
-        </w:tc>
-      </w:tr>
-    </w:tbl>
-    <w:p>
-      <w:pPr>
-        <w:spacing w:after="120"/>
-      </w:pPr>
-    </w:p>
-    <w:p>
-      <w:pPr>
-        <w:spacing w:before="160" w:after="40"/>
-      </w:pPr>
-      <w:r>
-        <w:rPr>
-          <w:b/>
-          <w:color w:val="1A365D"/>
-          <w:sz w:val="22"/>
-        </w:rPr>
-        <w:t>Benchmark Problem 5: KCET 2022 (Q#1)</w:t>
-      </w:r>
-    </w:p>
-    <w:p>
-      <w:pPr>
-        <w:spacing w:after="80"/>
-      </w:pPr>
-      <w:r>
-        <w:rPr>
-          <w:sz w:val="20"/>
-        </w:rPr>
-        <w:t>In a series LCR circuit, R=300Ω,L=0.9H,C=2.0μ F and ω=1000rad/s , then impedance of the circuit is</w:t>
-      </w:r>
-    </w:p>
-    <w:p>
-      <w:pPr>
-        <w:pStyle w:val="ListBullet"/>
-        <w:spacing w:after="20"/>
-      </w:pPr>
-      <w:r>
-        <w:rPr>
-          <w:sz w:val="19"/>
-        </w:rPr>
-        <w:t>(A) 900Ω</w:t>
-      </w:r>
-    </w:p>
-    <w:p>
-      <w:pPr>
-        <w:pStyle w:val="ListBullet"/>
-        <w:spacing w:after="20"/>
-      </w:pPr>
-      <w:r>
-        <w:rPr>
-          <w:sz w:val="19"/>
-        </w:rPr>
-        <w:t>(B) 500Ω</w:t>
-      </w:r>
-    </w:p>
-    <w:p>
-      <w:pPr>
-        <w:pStyle w:val="ListBullet"/>
-        <w:spacing w:after="20"/>
-      </w:pPr>
-      <w:r>
-        <w:rPr>
-          <w:sz w:val="19"/>
-        </w:rPr>
-        <w:t>(C) 400Ω</w:t>
-      </w:r>
-    </w:p>
-    <w:p>
-      <w:pPr>
-        <w:pStyle w:val="ListBullet"/>
-        <w:spacing w:after="20"/>
-      </w:pPr>
-      <w:r>
-        <w:rPr>
-          <w:sz w:val="19"/>
-        </w:rPr>
-        <w:t>(D) 1300Ω</w:t>
-      </w:r>
-    </w:p>
-    <w:tbl>
-      <w:tblPr>
-        <w:tblW w:type="auto" w:w="0"/>
-        <w:jc w:val="center"/>
-        <w:tblLook w:firstColumn="1" w:firstRow="1" w:lastColumn="0" w:lastRow="0" w:noHBand="0" w:noVBand="1" w:val="04A0"/>
-      </w:tblPr>
-      <w:tblGrid>
-        <w:gridCol w:w="10080"/>
-      </w:tblGrid>
-      <w:tr>
-        <w:tc>
-          <w:tcPr>
-            <w:tcW w:type="dxa" w:w="10080"/>
-            <w:shd w:fill="F7FAFC"/>
-            <w:tcMar>
-              <w:top w:w="100" w:type="dxa"/>
-              <w:bottom w:w="100" w:type="dxa"/>
-              <w:left w:w="150" w:type="dxa"/>
-              <w:right w:w="150" w:type="dxa"/>
-            </w:tcMar>
-          </w:tcPr>
-          <w:p>
-            <w:r>
-              <w:rPr>
-                <w:b/>
-                <w:color w:val="1A365D"/>
-                <w:sz w:val="19"/>
-              </w:rPr>
-              <w:t>Correct Answer: None</w:t>
-              <w:br/>
-            </w:r>
-            <w:r>
-              <w:rPr>
-                <w:color w:val="2D3748"/>
-                <w:sz w:val="18"/>
-              </w:rPr>
-              <w:t>Solution Analysis:</w:t>
-              <w:br/>
-              <w:t>Given, R=300Ω,L=0.9H,ω=1000rad/s C=2.0μ F=2 × 10^-6F Impedance of given R - L - C circuit, Z =√(R^2)+(X_(L)-X_(C))^2 =√(R^2)+(ω L-(1 / ω C))^2[ ∴ X_(L)=ω LandX_(C)=(1 / ω C)] =√((300)^2)+(1000 × 0.9-\frac11000 × 2 × 10^-6)^2 =√(90000+(900-500)^2) =√(90000+160000)=√(250000)=500Ω</w:t>
             </w:r>
           </w:p>
         </w:tc>
